--- a/pr-preview/pr-146/variance-covariance.docx
+++ b/pr-preview/pr-146/variance-covariance.docx
@@ -15,7 +15,7 @@
         <w:pStyle w:val="Date"/>
       </w:pPr>
       <w:r>
-        <w:t xml:space="preserve">Last modified: 2026-10-14 13:40:13 (PDT)</w:t>
+        <w:t xml:space="preserve">Last modified: 2026-10-14 13:51:54 (PDT)</w:t>
       </w:r>
     </w:p>
     <w:bookmarkStart w:id="26" w:name="sec-deviation"/>

--- a/pr-preview/pr-146/variance-covariance.docx
+++ b/pr-preview/pr-146/variance-covariance.docx
@@ -15,10 +15,10 @@
         <w:pStyle w:val="Date"/>
       </w:pPr>
       <w:r>
-        <w:t xml:space="preserve">Last modified: 2026-10-14 13:51:54 (PDT)</w:t>
+        <w:t xml:space="preserve">Last modified: 2026-10-15 02:24:15 (PDT)</w:t>
       </w:r>
     </w:p>
-    <w:bookmarkStart w:id="26" w:name="sec-deviation"/>
+    <w:bookmarkStart w:id="27" w:name="sec-deviation"/>
     <w:p>
       <w:pPr>
         <w:pStyle w:val="Heading2"/>
@@ -1297,7 +1297,7 @@
       </m:oMathPara>
     </w:p>
     <w:bookmarkEnd w:id="20"/>
-    <w:bookmarkStart w:id="25" w:name="sec-noise-model"/>
+    <w:bookmarkStart w:id="26" w:name="sec-noise-model"/>
     <w:p>
       <w:pPr>
         <w:pStyle w:val="Heading3"/>
@@ -1852,7 +1852,7 @@
         <w:pStyle w:val="BodyText"/>
       </w:pPr>
       <w:r>
-        <w:t xml:space="preserve">Show that</w:t>
+        <w:t xml:space="preserve">Find</w:t>
       </w:r>
       <w:r>
         <w:t xml:space="preserve"> </w:t>
@@ -1888,12 +1888,17 @@
           </m:rPr>
           <m:t>]</m:t>
         </m:r>
-        <m:r>
-          <m:rPr>
-            <m:sty m:val="p"/>
-          </m:rPr>
-          <m:t>=</m:t>
-        </m:r>
+      </m:oMath>
+      <w:r>
+        <w:t xml:space="preserve"> </w:t>
+      </w:r>
+      <w:r>
+        <w:t xml:space="preserve">in terms of</w:t>
+      </w:r>
+      <w:r>
+        <w:t xml:space="preserve"> </w:t>
+      </w:r>
+      <m:oMath>
         <m:sSup>
           <m:e>
             <m:r>
@@ -1938,7 +1943,7 @@
           <w:rPr>
             <w:rStyle w:val="Hyperlink"/>
           </w:rPr>
-          <w:t xml:space="preserve">Theorem 2</w:t>
+          <w:t xml:space="preserve">Theorem 3</w:t>
         </w:r>
       </w:hyperlink>
       <w:r>
@@ -2390,9 +2395,305 @@
       </w:r>
     </w:p>
     <w:bookmarkEnd w:id="24"/>
+    <w:bookmarkStart w:id="25" w:name="thm-noise-second-moment"/>
+    <w:p>
+      <w:pPr>
+        <w:pStyle w:val="BodyText"/>
+      </w:pPr>
+      <w:r>
+        <w:rPr>
+          <w:b/>
+          <w:bCs/>
+        </w:rPr>
+        <w:t xml:space="preserve">Theorem 1 (The second moment of mean-zero noise)</w:t>
+      </w:r>
+      <w:r>
+        <w:t xml:space="preserve"> </w:t>
+      </w:r>
+      <w:r>
+        <w:t xml:space="preserve">Let</w:t>
+      </w:r>
+      <w:r>
+        <w:t xml:space="preserve"> </w:t>
+      </w:r>
+      <m:oMath>
+        <m:r>
+          <m:t>ε</m:t>
+        </m:r>
+      </m:oMath>
+      <w:r>
+        <w:t xml:space="preserve"> </w:t>
+      </w:r>
+      <w:r>
+        <w:t xml:space="preserve">be a random variable with</w:t>
+      </w:r>
+      <w:r>
+        <w:t xml:space="preserve"> </w:t>
+      </w:r>
+      <m:oMath>
+        <m:r>
+          <m:rPr>
+            <m:sty m:val="p"/>
+          </m:rPr>
+          <m:t>E</m:t>
+        </m:r>
+        <m:r>
+          <m:rPr>
+            <m:sty m:val="p"/>
+          </m:rPr>
+          <m:t>[</m:t>
+        </m:r>
+        <m:r>
+          <m:t>ε</m:t>
+        </m:r>
+        <m:r>
+          <m:rPr>
+            <m:sty m:val="p"/>
+          </m:rPr>
+          <m:t>]</m:t>
+        </m:r>
+        <m:r>
+          <m:rPr>
+            <m:sty m:val="p"/>
+          </m:rPr>
+          <m:t>=</m:t>
+        </m:r>
+        <m:r>
+          <m:t>0</m:t>
+        </m:r>
+      </m:oMath>
+      <w:r>
+        <w:t xml:space="preserve"> </w:t>
+      </w:r>
+      <w:r>
+        <w:t xml:space="preserve">and</w:t>
+      </w:r>
+      <w:r>
+        <w:t xml:space="preserve"> </w:t>
+      </w:r>
+      <m:oMath>
+        <m:r>
+          <m:rPr>
+            <m:sty m:val="p"/>
+          </m:rPr>
+          <m:t>Var</m:t>
+        </m:r>
+        <m:r>
+          <m:t>​</m:t>
+        </m:r>
+        <m:d>
+          <m:dPr>
+            <m:begChr m:val="("/>
+            <m:sepChr m:val=""/>
+            <m:endChr m:val=")"/>
+            <m:grow/>
+          </m:dPr>
+          <m:e>
+            <m:r>
+              <m:t>ε</m:t>
+            </m:r>
+          </m:e>
+        </m:d>
+        <m:r>
+          <m:t>​</m:t>
+        </m:r>
+        <m:r>
+          <m:rPr>
+            <m:sty m:val="p"/>
+          </m:rPr>
+          <m:t>=</m:t>
+        </m:r>
+        <m:sSup>
+          <m:e>
+            <m:r>
+              <m:t>σ</m:t>
+            </m:r>
+          </m:e>
+          <m:sup>
+            <m:r>
+              <m:t>2</m:t>
+            </m:r>
+          </m:sup>
+        </m:sSup>
+      </m:oMath>
+      <w:r>
+        <w:t xml:space="preserve">.</w:t>
+      </w:r>
+      <w:r>
+        <w:t xml:space="preserve"> </w:t>
+      </w:r>
+      <w:r>
+        <w:t xml:space="preserve">Then</w:t>
+      </w:r>
+    </w:p>
+    <w:p>
+      <w:pPr>
+        <w:pStyle w:val="BodyText"/>
+      </w:pPr>
+      <m:oMathPara>
+        <m:oMathParaPr>
+          <m:jc m:val="center"/>
+        </m:oMathParaPr>
+        <m:oMath>
+          <m:r>
+            <m:rPr>
+              <m:sty m:val="p"/>
+            </m:rPr>
+            <m:t>E</m:t>
+          </m:r>
+          <m:r>
+            <m:rPr>
+              <m:sty m:val="p"/>
+            </m:rPr>
+            <m:t>[</m:t>
+          </m:r>
+          <m:sSup>
+            <m:e>
+              <m:r>
+                <m:t>ε</m:t>
+              </m:r>
+            </m:e>
+            <m:sup>
+              <m:r>
+                <m:t>2</m:t>
+              </m:r>
+            </m:sup>
+          </m:sSup>
+          <m:r>
+            <m:rPr>
+              <m:sty m:val="p"/>
+            </m:rPr>
+            <m:t>]</m:t>
+          </m:r>
+          <m:r>
+            <m:rPr>
+              <m:sty m:val="p"/>
+            </m:rPr>
+            <m:t>=</m:t>
+          </m:r>
+          <m:sSup>
+            <m:e>
+              <m:r>
+                <m:t>σ</m:t>
+              </m:r>
+            </m:e>
+            <m:sup>
+              <m:r>
+                <m:t>2</m:t>
+              </m:r>
+            </m:sup>
+          </m:sSup>
+        </m:oMath>
+      </m:oMathPara>
+    </w:p>
     <w:bookmarkEnd w:id="25"/>
+    <w:p>
+      <w:pPr>
+        <w:pStyle w:val="FirstParagraph"/>
+      </w:pPr>
+      <w:r>
+        <w:rPr>
+          <w:i/>
+          <w:iCs/>
+        </w:rPr>
+        <w:t xml:space="preserve">Proof</w:t>
+      </w:r>
+      <w:r>
+        <w:t xml:space="preserve">. </w:t>
+      </w:r>
+      <w:r>
+        <w:t xml:space="preserve">This is the solution to</w:t>
+      </w:r>
+      <w:r>
+        <w:t xml:space="preserve"> </w:t>
+      </w:r>
+      <w:hyperlink w:anchor="exr-noise-second-moment">
+        <w:r>
+          <w:rPr>
+            <w:rStyle w:val="Hyperlink"/>
+          </w:rPr>
+          <w:t xml:space="preserve">Exercise 1</w:t>
+        </w:r>
+      </w:hyperlink>
+      <w:r>
+        <w:t xml:space="preserve">, worked in</w:t>
+      </w:r>
+      <w:r>
+        <w:t xml:space="preserve"> </w:t>
+      </w:r>
+      <w:hyperlink w:anchor="sol-noise-second-moment">
+        <w:r>
+          <w:rPr>
+            <w:rStyle w:val="Hyperlink"/>
+          </w:rPr>
+          <w:t xml:space="preserve">Solution 1</w:t>
+        </w:r>
+      </w:hyperlink>
+      <w:r>
+        <w:t xml:space="preserve">.</w:t>
+      </w:r>
+      <w:r>
+        <w:t xml:space="preserve"> </w:t>
+      </w:r>
+      <w:r>
+        <w:t xml:space="preserve">It rearranges</w:t>
+      </w:r>
+      <w:r>
+        <w:t xml:space="preserve"> </w:t>
+      </w:r>
+      <w:hyperlink w:anchor="thm-variance">
+        <w:r>
+          <w:rPr>
+            <w:rStyle w:val="Hyperlink"/>
+          </w:rPr>
+          <w:t xml:space="preserve">Theorem 3</w:t>
+        </w:r>
+      </w:hyperlink>
+      <w:r>
+        <w:t xml:space="preserve">, using</w:t>
+      </w:r>
+      <w:r>
+        <w:t xml:space="preserve"> </w:t>
+      </w:r>
+      <m:oMath>
+        <m:r>
+          <m:rPr>
+            <m:sty m:val="p"/>
+          </m:rPr>
+          <m:t>E</m:t>
+        </m:r>
+        <m:r>
+          <m:rPr>
+            <m:sty m:val="p"/>
+          </m:rPr>
+          <m:t>[</m:t>
+        </m:r>
+        <m:r>
+          <m:t>ε</m:t>
+        </m:r>
+        <m:r>
+          <m:rPr>
+            <m:sty m:val="p"/>
+          </m:rPr>
+          <m:t>]</m:t>
+        </m:r>
+        <m:r>
+          <m:rPr>
+            <m:sty m:val="p"/>
+          </m:rPr>
+          <m:t>=</m:t>
+        </m:r>
+        <m:r>
+          <m:t>0</m:t>
+        </m:r>
+      </m:oMath>
+      <w:r>
+        <w:t xml:space="preserve">.</w:t>
+      </w:r>
+    </w:p>
     <w:bookmarkEnd w:id="26"/>
-    <w:bookmarkStart w:id="50" w:name="variance-and-related-characteristics"/>
+    <w:bookmarkEnd w:id="27"/>
+    <w:bookmarkStart w:id="51" w:name="variance-and-related-characteristics"/>
     <w:p>
       <w:pPr>
         <w:pStyle w:val="Heading2"/>
@@ -2401,7 +2702,7 @@
         <w:t xml:space="preserve">2 Variance and related characteristics</w:t>
       </w:r>
     </w:p>
-    <w:bookmarkStart w:id="27" w:name="def-variance"/>
+    <w:bookmarkStart w:id="28" w:name="def-variance"/>
     <w:p>
       <w:pPr>
         <w:pStyle w:val="FirstParagraph"/>
@@ -2655,8 +2956,8 @@
         </m:oMath>
       </m:oMathPara>
     </w:p>
-    <w:bookmarkEnd w:id="27"/>
-    <w:bookmarkStart w:id="28" w:name="thm-variance-expanded"/>
+    <w:bookmarkEnd w:id="28"/>
+    <w:bookmarkStart w:id="29" w:name="thm-variance-expanded"/>
     <w:p>
       <w:pPr>
         <w:pStyle w:val="FirstParagraph"/>
@@ -2666,7 +2967,7 @@
           <w:b/>
           <w:bCs/>
         </w:rPr>
-        <w:t xml:space="preserve">Theorem 1 (Variance as expected squared deviation from the mean)</w:t>
+        <w:t xml:space="preserve">Theorem 2 (Variance as expected squared deviation from the mean)</w:t>
       </w:r>
     </w:p>
     <w:p>
@@ -2789,7 +3090,7 @@
         </m:oMath>
       </m:oMathPara>
     </w:p>
-    <w:bookmarkEnd w:id="28"/>
+    <w:bookmarkEnd w:id="29"/>
     <w:p>
       <w:pPr>
         <w:pStyle w:val="FirstParagraph"/>
@@ -3153,7 +3454,7 @@
         <w:t xml:space="preserve">.</w:t>
       </w:r>
     </w:p>
-    <w:bookmarkStart w:id="29" w:name="thm-variance"/>
+    <w:bookmarkStart w:id="30" w:name="thm-variance"/>
     <w:p>
       <w:pPr>
         <w:pStyle w:val="BodyText"/>
@@ -3163,7 +3464,7 @@
           <w:b/>
           <w:bCs/>
         </w:rPr>
-        <w:t xml:space="preserve">Theorem 2 (Simplified expression for variance)</w:t>
+        <w:t xml:space="preserve">Theorem 3 (Simplified expression for variance)</w:t>
       </w:r>
     </w:p>
     <w:p>
@@ -3299,7 +3600,7 @@
         </m:oMath>
       </m:oMathPara>
     </w:p>
-    <w:bookmarkEnd w:id="29"/>
+    <w:bookmarkEnd w:id="30"/>
     <w:p>
       <w:pPr>
         <w:pStyle w:val="FirstParagraph"/>
@@ -3320,7 +3621,7 @@
       <w:r>
         <w:t xml:space="preserve"> </w:t>
       </w:r>
-      <w:hyperlink r:id="rId30">
+      <w:hyperlink r:id="rId31">
         <w:r>
           <w:rPr>
             <w:rStyle w:val="Hyperlink"/>
@@ -4082,7 +4383,7 @@
         </m:oMath>
       </m:oMathPara>
     </w:p>
-    <w:bookmarkStart w:id="32" w:name="exm-variance-bernoulli"/>
+    <w:bookmarkStart w:id="33" w:name="exm-variance-bernoulli"/>
     <w:p>
       <w:pPr>
         <w:pStyle w:val="FirstParagraph"/>
@@ -4246,7 +4547,7 @@
       <w:r>
         <w:t xml:space="preserve"> </w:t>
       </w:r>
-      <w:hyperlink r:id="rId31">
+      <w:hyperlink r:id="rId32">
         <w:r>
           <w:rPr>
             <w:rStyle w:val="Hyperlink"/>
@@ -4592,8 +4893,8 @@
         <w:t xml:space="preserve">.</w:t>
       </w:r>
     </w:p>
-    <w:bookmarkEnd w:id="32"/>
-    <w:bookmarkStart w:id="34" w:name="def-cond-variance"/>
+    <w:bookmarkEnd w:id="33"/>
+    <w:bookmarkStart w:id="35" w:name="def-cond-variance"/>
     <w:p>
       <w:pPr>
         <w:pStyle w:val="BodyText"/>
@@ -4976,7 +5277,7 @@
       <w:r>
         <w:t xml:space="preserve"> </w:t>
       </w:r>
-      <w:hyperlink r:id="rId33">
+      <w:hyperlink r:id="rId34">
         <w:r>
           <w:rPr>
             <w:rStyle w:val="Hyperlink"/>
@@ -5081,8 +5382,8 @@
         <w:t xml:space="preserve">.</w:t>
       </w:r>
     </w:p>
-    <w:bookmarkEnd w:id="34"/>
-    <w:bookmarkStart w:id="36" w:name="exm-cond-variance"/>
+    <w:bookmarkEnd w:id="35"/>
+    <w:bookmarkStart w:id="37" w:name="exm-cond-variance"/>
     <w:p>
       <w:pPr>
         <w:pStyle w:val="BodyText"/>
@@ -5401,7 +5702,7 @@
       <w:r>
         <w:t xml:space="preserve"> </w:t>
       </w:r>
-      <w:hyperlink r:id="rId35">
+      <w:hyperlink r:id="rId36">
         <w:r>
           <w:rPr>
             <w:rStyle w:val="Hyperlink"/>
@@ -6149,8 +6450,8 @@
         </m:oMath>
       </m:oMathPara>
     </w:p>
-    <w:bookmarkEnd w:id="36"/>
-    <w:bookmarkStart w:id="37" w:name="def-homosked"/>
+    <w:bookmarkEnd w:id="37"/>
+    <w:bookmarkStart w:id="38" w:name="def-homosked"/>
     <w:p>
       <w:pPr>
         <w:pStyle w:val="FirstParagraph"/>
@@ -6392,8 +6693,8 @@
         <w:t xml:space="preserve">.</w:t>
       </w:r>
     </w:p>
-    <w:bookmarkEnd w:id="37"/>
-    <w:bookmarkStart w:id="38" w:name="exm-homosked"/>
+    <w:bookmarkEnd w:id="38"/>
+    <w:bookmarkStart w:id="39" w:name="exm-homosked"/>
     <w:p>
       <w:pPr>
         <w:pStyle w:val="BodyText"/>
@@ -6942,8 +7243,8 @@
         <w:t xml:space="preserve">.</w:t>
       </w:r>
     </w:p>
-    <w:bookmarkEnd w:id="38"/>
-    <w:bookmarkStart w:id="39" w:name="def-heterosked"/>
+    <w:bookmarkEnd w:id="39"/>
+    <w:bookmarkStart w:id="40" w:name="def-heterosked"/>
     <w:p>
       <w:pPr>
         <w:pStyle w:val="BodyText"/>
@@ -7105,8 +7406,8 @@
         <w:t xml:space="preserve">.</w:t>
       </w:r>
     </w:p>
-    <w:bookmarkEnd w:id="39"/>
-    <w:bookmarkStart w:id="40" w:name="exm-heterosked"/>
+    <w:bookmarkEnd w:id="40"/>
+    <w:bookmarkStart w:id="41" w:name="exm-heterosked"/>
     <w:p>
       <w:pPr>
         <w:pStyle w:val="BodyText"/>
@@ -7551,8 +7852,8 @@
         <w:t xml:space="preserve">.</w:t>
       </w:r>
     </w:p>
-    <w:bookmarkEnd w:id="40"/>
-    <w:bookmarkStart w:id="41" w:name="thm-total-variance"/>
+    <w:bookmarkEnd w:id="41"/>
+    <w:bookmarkStart w:id="42" w:name="thm-total-variance"/>
     <w:p>
       <w:pPr>
         <w:pStyle w:val="BodyText"/>
@@ -7562,7 +7863,7 @@
           <w:b/>
           <w:bCs/>
         </w:rPr>
-        <w:t xml:space="preserve">Theorem 3 (Law of total variance)</w:t>
+        <w:t xml:space="preserve">Theorem 4 (Law of total variance)</w:t>
       </w:r>
       <w:r>
         <w:t xml:space="preserve"> </w:t>
@@ -7814,7 +8115,7 @@
         </m:oMath>
       </m:oMathPara>
     </w:p>
-    <w:bookmarkEnd w:id="41"/>
+    <w:bookmarkEnd w:id="42"/>
     <w:p>
       <w:pPr>
         <w:pStyle w:val="FirstParagraph"/>
@@ -8626,7 +8927,7 @@
       <w:r>
         <w:t xml:space="preserve"> </w:t>
       </w:r>
-      <w:hyperlink r:id="rId42">
+      <w:hyperlink r:id="rId43">
         <w:r>
           <w:rPr>
             <w:rStyle w:val="Hyperlink"/>
@@ -8671,7 +8972,7 @@
       <w:r>
         <w:t xml:space="preserve">(</w:t>
       </w:r>
-      <w:hyperlink r:id="rId43">
+      <w:hyperlink r:id="rId44">
         <w:r>
           <w:rPr>
             <w:rStyle w:val="Hyperlink"/>
@@ -8697,7 +8998,7 @@
       <w:r>
         <w:t xml:space="preserve"> </w:t>
       </w:r>
-      <w:hyperlink r:id="rId44">
+      <w:hyperlink r:id="rId45">
         <w:r>
           <w:rPr>
             <w:rStyle w:val="Hyperlink"/>
@@ -8751,7 +9052,7 @@
       <w:r>
         <w:t xml:space="preserve"> </w:t>
       </w:r>
-      <w:hyperlink r:id="rId45">
+      <w:hyperlink r:id="rId46">
         <w:r>
           <w:rPr>
             <w:rStyle w:val="Hyperlink"/>
@@ -11263,7 +11564,7 @@
         <w:t xml:space="preserve">.</w:t>
       </w:r>
     </w:p>
-    <w:bookmarkStart w:id="46" w:name="exm-total-variance"/>
+    <w:bookmarkStart w:id="47" w:name="exm-total-variance"/>
     <w:p>
       <w:pPr>
         <w:pStyle w:val="BodyText"/>
@@ -11609,7 +11910,7 @@
           <w:rPr>
             <w:rStyle w:val="Hyperlink"/>
           </w:rPr>
-          <w:t xml:space="preserve">Theorem 3</w:t>
+          <w:t xml:space="preserve">Theorem 4</w:t>
         </w:r>
       </w:hyperlink>
       <w:r>
@@ -12226,8 +12527,8 @@
         </m:oMath>
       </m:oMathPara>
     </w:p>
-    <w:bookmarkEnd w:id="46"/>
-    <w:bookmarkStart w:id="47" w:name="def-precision"/>
+    <w:bookmarkEnd w:id="47"/>
+    <w:bookmarkStart w:id="48" w:name="def-precision"/>
     <w:p>
       <w:pPr>
         <w:pStyle w:val="FirstParagraph"/>
@@ -12500,8 +12801,8 @@
         </m:oMath>
       </m:oMathPara>
     </w:p>
-    <w:bookmarkEnd w:id="47"/>
-    <w:bookmarkStart w:id="48" w:name="def-sd"/>
+    <w:bookmarkEnd w:id="48"/>
+    <w:bookmarkStart w:id="49" w:name="def-sd"/>
     <w:p>
       <w:pPr>
         <w:pStyle w:val="FirstParagraph"/>
@@ -12667,7 +12968,7 @@
         </m:oMath>
       </m:oMathPara>
     </w:p>
-    <w:bookmarkEnd w:id="48"/>
+    <w:bookmarkEnd w:id="49"/>
     <w:p>
       <w:pPr>
         <w:pStyle w:val="FirstParagraph"/>
@@ -12723,7 +13024,7 @@
         <w:t xml:space="preserve">which is why it is often the preferred measure of spread when reporting results.</w:t>
       </w:r>
     </w:p>
-    <w:bookmarkStart w:id="49" w:name="exm-sd"/>
+    <w:bookmarkStart w:id="50" w:name="exm-sd"/>
     <w:p>
       <w:pPr>
         <w:pStyle w:val="BodyText"/>
@@ -13010,18 +13311,2706 @@
         </m:oMath>
       </m:oMathPara>
     </w:p>
-    <w:bookmarkEnd w:id="49"/>
     <w:bookmarkEnd w:id="50"/>
-    <w:bookmarkStart w:id="58" w:name="sec-bias-variance-prediction"/>
+    <w:bookmarkEnd w:id="51"/>
+    <w:bookmarkStart w:id="58" w:name="sec-best-constant-prediction"/>
     <w:p>
       <w:pPr>
         <w:pStyle w:val="Heading2"/>
       </w:pPr>
       <w:r>
-        <w:t xml:space="preserve">3 Bias, variance, and prediction error</w:t>
+        <w:t xml:space="preserve">3 The best constant prediction</w:t>
       </w:r>
     </w:p>
-    <w:bookmarkStart w:id="51" w:name="exr-prediction-error"/>
+    <w:bookmarkStart w:id="53" w:name="thm-constant-prediction-decompose"/>
+    <w:p>
+      <w:pPr>
+        <w:pStyle w:val="FirstParagraph"/>
+      </w:pPr>
+      <w:r>
+        <w:rPr>
+          <w:b/>
+          <w:bCs/>
+        </w:rPr>
+        <w:t xml:space="preserve">Theorem 5 (Expected squared error of a constant prediction)</w:t>
+      </w:r>
+      <w:r>
+        <w:t xml:space="preserve"> </w:t>
+      </w:r>
+      <w:r>
+        <w:t xml:space="preserve">Let</w:t>
+      </w:r>
+      <w:r>
+        <w:t xml:space="preserve"> </w:t>
+      </w:r>
+      <m:oMath>
+        <m:r>
+          <m:t>Y</m:t>
+        </m:r>
+      </m:oMath>
+      <w:r>
+        <w:t xml:space="preserve"> </w:t>
+      </w:r>
+      <w:r>
+        <w:t xml:space="preserve">be a random variable with mean</w:t>
+      </w:r>
+      <w:r>
+        <w:t xml:space="preserve"> </w:t>
+      </w:r>
+      <m:oMath>
+        <m:r>
+          <m:t>μ</m:t>
+        </m:r>
+      </m:oMath>
+      <w:r>
+        <w:t xml:space="preserve"> </w:t>
+      </w:r>
+      <w:r>
+        <w:t xml:space="preserve">and finite variance.</w:t>
+      </w:r>
+      <w:r>
+        <w:t xml:space="preserve"> </w:t>
+      </w:r>
+      <w:r>
+        <w:t xml:space="preserve">Then for every number</w:t>
+      </w:r>
+      <w:r>
+        <w:t xml:space="preserve"> </w:t>
+      </w:r>
+      <m:oMath>
+        <m:r>
+          <m:t>c</m:t>
+        </m:r>
+      </m:oMath>
+      <w:r>
+        <w:t xml:space="preserve">,</w:t>
+      </w:r>
+    </w:p>
+    <w:p>
+      <w:pPr>
+        <w:pStyle w:val="BodyText"/>
+      </w:pPr>
+      <w:bookmarkStart w:id="52" w:name="eq-constant-prediction-decompose"/>
+      <m:oMathPara>
+        <m:oMathParaPr>
+          <m:jc m:val="center"/>
+        </m:oMathParaPr>
+        <m:oMath>
+          <m:r>
+            <m:rPr>
+              <m:sty m:val="p"/>
+            </m:rPr>
+            <m:t>E</m:t>
+          </m:r>
+          <m:r>
+            <m:t>​</m:t>
+          </m:r>
+          <m:d>
+            <m:dPr>
+              <m:begChr m:val="["/>
+              <m:sepChr m:val=""/>
+              <m:endChr m:val="]"/>
+              <m:grow/>
+            </m:dPr>
+            <m:e>
+              <m:r>
+                <m:t>​</m:t>
+              </m:r>
+              <m:sSup>
+                <m:e>
+                  <m:d>
+                    <m:dPr>
+                      <m:begChr m:val="("/>
+                      <m:sepChr m:val=""/>
+                      <m:endChr m:val=")"/>
+                      <m:grow/>
+                    </m:dPr>
+                    <m:e>
+                      <m:r>
+                        <m:t>Y</m:t>
+                      </m:r>
+                      <m:r>
+                        <m:rPr>
+                          <m:sty m:val="p"/>
+                        </m:rPr>
+                        <m:t>−</m:t>
+                      </m:r>
+                      <m:r>
+                        <m:t>c</m:t>
+                      </m:r>
+                    </m:e>
+                  </m:d>
+                </m:e>
+                <m:sup>
+                  <m:r>
+                    <m:t>2</m:t>
+                  </m:r>
+                </m:sup>
+              </m:sSup>
+              <m:r>
+                <m:t>​</m:t>
+              </m:r>
+            </m:e>
+          </m:d>
+          <m:r>
+            <m:t>​</m:t>
+          </m:r>
+          <m:r>
+            <m:rPr>
+              <m:sty m:val="p"/>
+            </m:rPr>
+            <m:t>=</m:t>
+          </m:r>
+          <m:r>
+            <m:rPr>
+              <m:sty m:val="p"/>
+            </m:rPr>
+            <m:t>Var</m:t>
+          </m:r>
+          <m:r>
+            <m:t>​</m:t>
+          </m:r>
+          <m:d>
+            <m:dPr>
+              <m:begChr m:val="("/>
+              <m:sepChr m:val=""/>
+              <m:endChr m:val=")"/>
+              <m:grow/>
+            </m:dPr>
+            <m:e>
+              <m:r>
+                <m:t>Y</m:t>
+              </m:r>
+            </m:e>
+          </m:d>
+          <m:r>
+            <m:t>​</m:t>
+          </m:r>
+          <m:r>
+            <m:rPr>
+              <m:sty m:val="p"/>
+            </m:rPr>
+            <m:t>+</m:t>
+          </m:r>
+          <m:r>
+            <m:t>​</m:t>
+          </m:r>
+          <m:sSup>
+            <m:e>
+              <m:d>
+                <m:dPr>
+                  <m:begChr m:val="("/>
+                  <m:sepChr m:val=""/>
+                  <m:endChr m:val=")"/>
+                  <m:grow/>
+                </m:dPr>
+                <m:e>
+                  <m:r>
+                    <m:t>μ</m:t>
+                  </m:r>
+                  <m:r>
+                    <m:rPr>
+                      <m:sty m:val="p"/>
+                    </m:rPr>
+                    <m:t>−</m:t>
+                  </m:r>
+                  <m:r>
+                    <m:t>c</m:t>
+                  </m:r>
+                </m:e>
+              </m:d>
+            </m:e>
+            <m:sup>
+              <m:r>
+                <m:t>2</m:t>
+              </m:r>
+            </m:sup>
+          </m:sSup>
+          <m:r>
+            <m:t>​</m:t>
+          </m:r>
+          <m:r>
+            <m:rPr>
+              <m:sty m:val="p"/>
+            </m:rPr>
+            <m:t>.</m:t>
+          </m:r>
+          <m:r>
+            <m:t>  </m:t>
+          </m:r>
+          <m:r>
+            <m:rPr>
+              <m:sty m:val="p"/>
+            </m:rPr>
+            <m:t>(</m:t>
+          </m:r>
+          <m:r>
+            <m:t>2</m:t>
+          </m:r>
+          <m:r>
+            <m:rPr>
+              <m:sty m:val="p"/>
+            </m:rPr>
+            <m:t>)</m:t>
+          </m:r>
+        </m:oMath>
+      </m:oMathPara>
+      <w:bookmarkEnd w:id="52"/>
+    </w:p>
+    <w:bookmarkEnd w:id="53"/>
+    <w:p>
+      <w:pPr>
+        <w:pStyle w:val="FirstParagraph"/>
+      </w:pPr>
+      <w:r>
+        <w:rPr>
+          <w:i/>
+          <w:iCs/>
+        </w:rPr>
+        <w:t xml:space="preserve">Proof</w:t>
+      </w:r>
+      <w:r>
+        <w:t xml:space="preserve">. </w:t>
+      </w:r>
+      <w:r>
+        <w:t xml:space="preserve">Add and subtract</w:t>
+      </w:r>
+      <w:r>
+        <w:t xml:space="preserve"> </w:t>
+      </w:r>
+      <m:oMath>
+        <m:r>
+          <m:t>μ</m:t>
+        </m:r>
+      </m:oMath>
+      <w:r>
+        <w:t xml:space="preserve"> </w:t>
+      </w:r>
+      <w:r>
+        <w:t xml:space="preserve">inside the square,</w:t>
+      </w:r>
+      <w:r>
+        <w:t xml:space="preserve"> </w:t>
+      </w:r>
+      <w:r>
+        <w:t xml:space="preserve">expand it,</w:t>
+      </w:r>
+      <w:r>
+        <w:t xml:space="preserve"> </w:t>
+      </w:r>
+      <w:r>
+        <w:t xml:space="preserve">and take the expectation term by term:</w:t>
+      </w:r>
+    </w:p>
+    <w:p>
+      <w:pPr>
+        <w:pStyle w:val="BodyText"/>
+      </w:pPr>
+      <m:oMathPara>
+        <m:oMathParaPr>
+          <m:jc m:val="center"/>
+        </m:oMathParaPr>
+        <m:oMath>
+          <m:eqArr>
+            <m:e>
+              <m:r>
+                <m:rPr>
+                  <m:sty m:val="p"/>
+                </m:rPr>
+                <m:t>E</m:t>
+              </m:r>
+              <m:r>
+                <m:t>​</m:t>
+              </m:r>
+              <m:d>
+                <m:dPr>
+                  <m:begChr m:val="["/>
+                  <m:sepChr m:val=""/>
+                  <m:endChr m:val="]"/>
+                  <m:grow/>
+                </m:dPr>
+                <m:e>
+                  <m:r>
+                    <m:t>​</m:t>
+                  </m:r>
+                  <m:sSup>
+                    <m:e>
+                      <m:d>
+                        <m:dPr>
+                          <m:begChr m:val="("/>
+                          <m:sepChr m:val=""/>
+                          <m:endChr m:val=")"/>
+                          <m:grow/>
+                        </m:dPr>
+                        <m:e>
+                          <m:r>
+                            <m:t>Y</m:t>
+                          </m:r>
+                          <m:r>
+                            <m:rPr>
+                              <m:sty m:val="p"/>
+                            </m:rPr>
+                            <m:t>−</m:t>
+                          </m:r>
+                          <m:r>
+                            <m:t>c</m:t>
+                          </m:r>
+                        </m:e>
+                      </m:d>
+                    </m:e>
+                    <m:sup>
+                      <m:r>
+                        <m:t>2</m:t>
+                      </m:r>
+                    </m:sup>
+                  </m:sSup>
+                  <m:r>
+                    <m:t>​</m:t>
+                  </m:r>
+                </m:e>
+              </m:d>
+              <m:r>
+                <m:t>​</m:t>
+              </m:r>
+              <m:r>
+                <m:t>&amp;</m:t>
+              </m:r>
+              <m:r>
+                <m:rPr>
+                  <m:sty m:val="p"/>
+                </m:rPr>
+                <m:t>=</m:t>
+              </m:r>
+              <m:r>
+                <m:rPr>
+                  <m:sty m:val="p"/>
+                </m:rPr>
+                <m:t>E</m:t>
+              </m:r>
+              <m:r>
+                <m:t>​</m:t>
+              </m:r>
+              <m:d>
+                <m:dPr>
+                  <m:begChr m:val="["/>
+                  <m:sepChr m:val=""/>
+                  <m:endChr m:val="]"/>
+                  <m:grow/>
+                </m:dPr>
+                <m:e>
+                  <m:r>
+                    <m:t>​</m:t>
+                  </m:r>
+                  <m:sSup>
+                    <m:e>
+                      <m:d>
+                        <m:dPr>
+                          <m:begChr m:val="("/>
+                          <m:sepChr m:val=""/>
+                          <m:endChr m:val=")"/>
+                          <m:grow/>
+                        </m:dPr>
+                        <m:e>
+                          <m:r>
+                            <m:rPr>
+                              <m:sty m:val="p"/>
+                            </m:rPr>
+                            <m:t>(</m:t>
+                          </m:r>
+                          <m:r>
+                            <m:t>Y</m:t>
+                          </m:r>
+                          <m:r>
+                            <m:rPr>
+                              <m:sty m:val="p"/>
+                            </m:rPr>
+                            <m:t>−</m:t>
+                          </m:r>
+                          <m:r>
+                            <m:t>μ</m:t>
+                          </m:r>
+                          <m:r>
+                            <m:rPr>
+                              <m:sty m:val="p"/>
+                            </m:rPr>
+                            <m:t>)</m:t>
+                          </m:r>
+                          <m:r>
+                            <m:rPr>
+                              <m:sty m:val="p"/>
+                            </m:rPr>
+                            <m:t>+</m:t>
+                          </m:r>
+                          <m:r>
+                            <m:rPr>
+                              <m:sty m:val="p"/>
+                            </m:rPr>
+                            <m:t>(</m:t>
+                          </m:r>
+                          <m:r>
+                            <m:t>μ</m:t>
+                          </m:r>
+                          <m:r>
+                            <m:rPr>
+                              <m:sty m:val="p"/>
+                            </m:rPr>
+                            <m:t>−</m:t>
+                          </m:r>
+                          <m:r>
+                            <m:t>c</m:t>
+                          </m:r>
+                          <m:r>
+                            <m:rPr>
+                              <m:sty m:val="p"/>
+                            </m:rPr>
+                            <m:t>)</m:t>
+                          </m:r>
+                        </m:e>
+                      </m:d>
+                    </m:e>
+                    <m:sup>
+                      <m:r>
+                        <m:t>2</m:t>
+                      </m:r>
+                    </m:sup>
+                  </m:sSup>
+                  <m:r>
+                    <m:t>​</m:t>
+                  </m:r>
+                </m:e>
+              </m:d>
+              <m:r>
+                <m:t>​</m:t>
+              </m:r>
+              <m:r>
+                <m:t>&amp;</m:t>
+              </m:r>
+              <m:r>
+                <m:t>&amp;</m:t>
+              </m:r>
+              <m:r>
+                <m:rPr>
+                  <m:nor/>
+                  <m:sty m:val="p"/>
+                </m:rPr>
+                <m:t>(add and subtract </m:t>
+              </m:r>
+              <m:r>
+                <m:t>μ</m:t>
+              </m:r>
+              <m:r>
+                <m:rPr>
+                  <m:nor/>
+                  <m:sty m:val="p"/>
+                </m:rPr>
+                <m:t>)</m:t>
+              </m:r>
+            </m:e>
+            <m:e>
+              <m:r>
+                <m:t>&amp;</m:t>
+              </m:r>
+              <m:r>
+                <m:rPr>
+                  <m:sty m:val="p"/>
+                </m:rPr>
+                <m:t>=</m:t>
+              </m:r>
+              <m:r>
+                <m:rPr>
+                  <m:sty m:val="p"/>
+                </m:rPr>
+                <m:t>E</m:t>
+              </m:r>
+              <m:r>
+                <m:t>​</m:t>
+              </m:r>
+              <m:d>
+                <m:dPr>
+                  <m:begChr m:val="["/>
+                  <m:sepChr m:val=""/>
+                  <m:endChr m:val="]"/>
+                  <m:grow/>
+                </m:dPr>
+                <m:e>
+                  <m:r>
+                    <m:t>​</m:t>
+                  </m:r>
+                  <m:sSup>
+                    <m:e>
+                      <m:d>
+                        <m:dPr>
+                          <m:begChr m:val="("/>
+                          <m:sepChr m:val=""/>
+                          <m:endChr m:val=")"/>
+                          <m:grow/>
+                        </m:dPr>
+                        <m:e>
+                          <m:r>
+                            <m:t>Y</m:t>
+                          </m:r>
+                          <m:r>
+                            <m:rPr>
+                              <m:sty m:val="p"/>
+                            </m:rPr>
+                            <m:t>−</m:t>
+                          </m:r>
+                          <m:r>
+                            <m:t>μ</m:t>
+                          </m:r>
+                        </m:e>
+                      </m:d>
+                    </m:e>
+                    <m:sup>
+                      <m:r>
+                        <m:t>2</m:t>
+                      </m:r>
+                    </m:sup>
+                  </m:sSup>
+                  <m:r>
+                    <m:t>​</m:t>
+                  </m:r>
+                  <m:r>
+                    <m:rPr>
+                      <m:sty m:val="p"/>
+                    </m:rPr>
+                    <m:t>+</m:t>
+                  </m:r>
+                  <m:r>
+                    <m:t>2</m:t>
+                  </m:r>
+                  <m:r>
+                    <m:rPr>
+                      <m:sty m:val="p"/>
+                    </m:rPr>
+                    <m:t>(</m:t>
+                  </m:r>
+                  <m:r>
+                    <m:t>μ</m:t>
+                  </m:r>
+                  <m:r>
+                    <m:rPr>
+                      <m:sty m:val="p"/>
+                    </m:rPr>
+                    <m:t>−</m:t>
+                  </m:r>
+                  <m:r>
+                    <m:t>c</m:t>
+                  </m:r>
+                  <m:r>
+                    <m:rPr>
+                      <m:sty m:val="p"/>
+                    </m:rPr>
+                    <m:t>)</m:t>
+                  </m:r>
+                  <m:r>
+                    <m:rPr>
+                      <m:sty m:val="p"/>
+                    </m:rPr>
+                    <m:t>(</m:t>
+                  </m:r>
+                  <m:r>
+                    <m:t>Y</m:t>
+                  </m:r>
+                  <m:r>
+                    <m:rPr>
+                      <m:sty m:val="p"/>
+                    </m:rPr>
+                    <m:t>−</m:t>
+                  </m:r>
+                  <m:r>
+                    <m:t>μ</m:t>
+                  </m:r>
+                  <m:r>
+                    <m:rPr>
+                      <m:sty m:val="p"/>
+                    </m:rPr>
+                    <m:t>)</m:t>
+                  </m:r>
+                  <m:r>
+                    <m:rPr>
+                      <m:sty m:val="p"/>
+                    </m:rPr>
+                    <m:t>+</m:t>
+                  </m:r>
+                  <m:r>
+                    <m:t>​</m:t>
+                  </m:r>
+                  <m:sSup>
+                    <m:e>
+                      <m:d>
+                        <m:dPr>
+                          <m:begChr m:val="("/>
+                          <m:sepChr m:val=""/>
+                          <m:endChr m:val=")"/>
+                          <m:grow/>
+                        </m:dPr>
+                        <m:e>
+                          <m:r>
+                            <m:t>μ</m:t>
+                          </m:r>
+                          <m:r>
+                            <m:rPr>
+                              <m:sty m:val="p"/>
+                            </m:rPr>
+                            <m:t>−</m:t>
+                          </m:r>
+                          <m:r>
+                            <m:t>c</m:t>
+                          </m:r>
+                        </m:e>
+                      </m:d>
+                    </m:e>
+                    <m:sup>
+                      <m:r>
+                        <m:t>2</m:t>
+                      </m:r>
+                    </m:sup>
+                  </m:sSup>
+                  <m:r>
+                    <m:t>​</m:t>
+                  </m:r>
+                </m:e>
+              </m:d>
+              <m:r>
+                <m:t>​</m:t>
+              </m:r>
+              <m:r>
+                <m:t>&amp;</m:t>
+              </m:r>
+              <m:r>
+                <m:t>&amp;</m:t>
+              </m:r>
+              <m:r>
+                <m:rPr>
+                  <m:nor/>
+                  <m:sty m:val="p"/>
+                </m:rPr>
+                <m:t>(expand the square of a sum)</m:t>
+              </m:r>
+            </m:e>
+            <m:e>
+              <m:r>
+                <m:t>&amp;</m:t>
+              </m:r>
+              <m:r>
+                <m:rPr>
+                  <m:sty m:val="p"/>
+                </m:rPr>
+                <m:t>=</m:t>
+              </m:r>
+              <m:r>
+                <m:rPr>
+                  <m:sty m:val="p"/>
+                </m:rPr>
+                <m:t>E</m:t>
+              </m:r>
+              <m:r>
+                <m:t>​</m:t>
+              </m:r>
+              <m:d>
+                <m:dPr>
+                  <m:begChr m:val="["/>
+                  <m:sepChr m:val=""/>
+                  <m:endChr m:val="]"/>
+                  <m:grow/>
+                </m:dPr>
+                <m:e>
+                  <m:r>
+                    <m:t>​</m:t>
+                  </m:r>
+                  <m:sSup>
+                    <m:e>
+                      <m:d>
+                        <m:dPr>
+                          <m:begChr m:val="("/>
+                          <m:sepChr m:val=""/>
+                          <m:endChr m:val=")"/>
+                          <m:grow/>
+                        </m:dPr>
+                        <m:e>
+                          <m:r>
+                            <m:t>Y</m:t>
+                          </m:r>
+                          <m:r>
+                            <m:rPr>
+                              <m:sty m:val="p"/>
+                            </m:rPr>
+                            <m:t>−</m:t>
+                          </m:r>
+                          <m:r>
+                            <m:t>μ</m:t>
+                          </m:r>
+                        </m:e>
+                      </m:d>
+                    </m:e>
+                    <m:sup>
+                      <m:r>
+                        <m:t>2</m:t>
+                      </m:r>
+                    </m:sup>
+                  </m:sSup>
+                  <m:r>
+                    <m:t>​</m:t>
+                  </m:r>
+                </m:e>
+              </m:d>
+              <m:r>
+                <m:t>​</m:t>
+              </m:r>
+              <m:r>
+                <m:rPr>
+                  <m:sty m:val="p"/>
+                </m:rPr>
+                <m:t>+</m:t>
+              </m:r>
+              <m:r>
+                <m:t>2</m:t>
+              </m:r>
+              <m:r>
+                <m:rPr>
+                  <m:sty m:val="p"/>
+                </m:rPr>
+                <m:t>(</m:t>
+              </m:r>
+              <m:r>
+                <m:t>μ</m:t>
+              </m:r>
+              <m:r>
+                <m:rPr>
+                  <m:sty m:val="p"/>
+                </m:rPr>
+                <m:t>−</m:t>
+              </m:r>
+              <m:r>
+                <m:t>c</m:t>
+              </m:r>
+              <m:r>
+                <m:rPr>
+                  <m:sty m:val="p"/>
+                </m:rPr>
+                <m:t>)</m:t>
+              </m:r>
+              <m:r>
+                <m:rPr>
+                  <m:sty m:val="p"/>
+                </m:rPr>
+                <m:t>E</m:t>
+              </m:r>
+              <m:r>
+                <m:t>​</m:t>
+              </m:r>
+              <m:d>
+                <m:dPr>
+                  <m:begChr m:val="["/>
+                  <m:sepChr m:val=""/>
+                  <m:endChr m:val="]"/>
+                  <m:grow/>
+                </m:dPr>
+                <m:e>
+                  <m:r>
+                    <m:t>Y</m:t>
+                  </m:r>
+                  <m:r>
+                    <m:rPr>
+                      <m:sty m:val="p"/>
+                    </m:rPr>
+                    <m:t>−</m:t>
+                  </m:r>
+                  <m:r>
+                    <m:t>μ</m:t>
+                  </m:r>
+                </m:e>
+              </m:d>
+              <m:r>
+                <m:t>​</m:t>
+              </m:r>
+              <m:r>
+                <m:rPr>
+                  <m:sty m:val="p"/>
+                </m:rPr>
+                <m:t>+</m:t>
+              </m:r>
+              <m:r>
+                <m:t>​</m:t>
+              </m:r>
+              <m:sSup>
+                <m:e>
+                  <m:d>
+                    <m:dPr>
+                      <m:begChr m:val="("/>
+                      <m:sepChr m:val=""/>
+                      <m:endChr m:val=")"/>
+                      <m:grow/>
+                    </m:dPr>
+                    <m:e>
+                      <m:r>
+                        <m:t>μ</m:t>
+                      </m:r>
+                      <m:r>
+                        <m:rPr>
+                          <m:sty m:val="p"/>
+                        </m:rPr>
+                        <m:t>−</m:t>
+                      </m:r>
+                      <m:r>
+                        <m:t>c</m:t>
+                      </m:r>
+                    </m:e>
+                  </m:d>
+                </m:e>
+                <m:sup>
+                  <m:r>
+                    <m:t>2</m:t>
+                  </m:r>
+                </m:sup>
+              </m:sSup>
+              <m:r>
+                <m:t>​</m:t>
+              </m:r>
+              <m:r>
+                <m:t>&amp;</m:t>
+              </m:r>
+              <m:r>
+                <m:t>&amp;</m:t>
+              </m:r>
+              <m:r>
+                <m:rPr>
+                  <m:nor/>
+                  <m:sty m:val="p"/>
+                </m:rPr>
+                <m:t>(linearity of expectation; </m:t>
+              </m:r>
+              <m:r>
+                <m:t>μ</m:t>
+              </m:r>
+              <m:r>
+                <m:rPr>
+                  <m:nor/>
+                  <m:sty m:val="p"/>
+                </m:rPr>
+                <m:t> and </m:t>
+              </m:r>
+              <m:r>
+                <m:t>c</m:t>
+              </m:r>
+              <m:r>
+                <m:rPr>
+                  <m:nor/>
+                  <m:sty m:val="p"/>
+                </m:rPr>
+                <m:t> are constants)</m:t>
+              </m:r>
+            </m:e>
+            <m:e>
+              <m:r>
+                <m:t>&amp;</m:t>
+              </m:r>
+              <m:r>
+                <m:rPr>
+                  <m:sty m:val="p"/>
+                </m:rPr>
+                <m:t>=</m:t>
+              </m:r>
+              <m:r>
+                <m:rPr>
+                  <m:sty m:val="p"/>
+                </m:rPr>
+                <m:t>Var</m:t>
+              </m:r>
+              <m:r>
+                <m:t>​</m:t>
+              </m:r>
+              <m:d>
+                <m:dPr>
+                  <m:begChr m:val="("/>
+                  <m:sepChr m:val=""/>
+                  <m:endChr m:val=")"/>
+                  <m:grow/>
+                </m:dPr>
+                <m:e>
+                  <m:r>
+                    <m:t>Y</m:t>
+                  </m:r>
+                </m:e>
+              </m:d>
+              <m:r>
+                <m:t>​</m:t>
+              </m:r>
+              <m:r>
+                <m:rPr>
+                  <m:sty m:val="p"/>
+                </m:rPr>
+                <m:t>+</m:t>
+              </m:r>
+              <m:r>
+                <m:t>2</m:t>
+              </m:r>
+              <m:r>
+                <m:rPr>
+                  <m:sty m:val="p"/>
+                </m:rPr>
+                <m:t>(</m:t>
+              </m:r>
+              <m:r>
+                <m:t>μ</m:t>
+              </m:r>
+              <m:r>
+                <m:rPr>
+                  <m:sty m:val="p"/>
+                </m:rPr>
+                <m:t>−</m:t>
+              </m:r>
+              <m:r>
+                <m:t>c</m:t>
+              </m:r>
+              <m:r>
+                <m:rPr>
+                  <m:sty m:val="p"/>
+                </m:rPr>
+                <m:t>)</m:t>
+              </m:r>
+              <m:r>
+                <m:rPr>
+                  <m:sty m:val="p"/>
+                </m:rPr>
+                <m:t>E</m:t>
+              </m:r>
+              <m:r>
+                <m:t>​</m:t>
+              </m:r>
+              <m:d>
+                <m:dPr>
+                  <m:begChr m:val="["/>
+                  <m:sepChr m:val=""/>
+                  <m:endChr m:val="]"/>
+                  <m:grow/>
+                </m:dPr>
+                <m:e>
+                  <m:r>
+                    <m:t>Y</m:t>
+                  </m:r>
+                  <m:r>
+                    <m:rPr>
+                      <m:sty m:val="p"/>
+                    </m:rPr>
+                    <m:t>−</m:t>
+                  </m:r>
+                  <m:r>
+                    <m:t>μ</m:t>
+                  </m:r>
+                </m:e>
+              </m:d>
+              <m:r>
+                <m:t>​</m:t>
+              </m:r>
+              <m:r>
+                <m:rPr>
+                  <m:sty m:val="p"/>
+                </m:rPr>
+                <m:t>+</m:t>
+              </m:r>
+              <m:r>
+                <m:t>​</m:t>
+              </m:r>
+              <m:sSup>
+                <m:e>
+                  <m:d>
+                    <m:dPr>
+                      <m:begChr m:val="("/>
+                      <m:sepChr m:val=""/>
+                      <m:endChr m:val=")"/>
+                      <m:grow/>
+                    </m:dPr>
+                    <m:e>
+                      <m:r>
+                        <m:t>μ</m:t>
+                      </m:r>
+                      <m:r>
+                        <m:rPr>
+                          <m:sty m:val="p"/>
+                        </m:rPr>
+                        <m:t>−</m:t>
+                      </m:r>
+                      <m:r>
+                        <m:t>c</m:t>
+                      </m:r>
+                    </m:e>
+                  </m:d>
+                </m:e>
+                <m:sup>
+                  <m:r>
+                    <m:t>2</m:t>
+                  </m:r>
+                </m:sup>
+              </m:sSup>
+              <m:r>
+                <m:t>​</m:t>
+              </m:r>
+              <m:r>
+                <m:t>&amp;</m:t>
+              </m:r>
+              <m:r>
+                <m:t>&amp;</m:t>
+              </m:r>
+              <m:r>
+                <m:rPr>
+                  <m:nor/>
+                  <m:sty m:val="p"/>
+                </m:rPr>
+                <m:t>(variance as expected squared deviation)</m:t>
+              </m:r>
+            </m:e>
+            <m:e>
+              <m:r>
+                <m:t>&amp;</m:t>
+              </m:r>
+              <m:r>
+                <m:rPr>
+                  <m:sty m:val="p"/>
+                </m:rPr>
+                <m:t>=</m:t>
+              </m:r>
+              <m:r>
+                <m:rPr>
+                  <m:sty m:val="p"/>
+                </m:rPr>
+                <m:t>Var</m:t>
+              </m:r>
+              <m:r>
+                <m:t>​</m:t>
+              </m:r>
+              <m:d>
+                <m:dPr>
+                  <m:begChr m:val="("/>
+                  <m:sepChr m:val=""/>
+                  <m:endChr m:val=")"/>
+                  <m:grow/>
+                </m:dPr>
+                <m:e>
+                  <m:r>
+                    <m:t>Y</m:t>
+                  </m:r>
+                </m:e>
+              </m:d>
+              <m:r>
+                <m:t>​</m:t>
+              </m:r>
+              <m:r>
+                <m:rPr>
+                  <m:sty m:val="p"/>
+                </m:rPr>
+                <m:t>+</m:t>
+              </m:r>
+              <m:r>
+                <m:t>2</m:t>
+              </m:r>
+              <m:r>
+                <m:rPr>
+                  <m:sty m:val="p"/>
+                </m:rPr>
+                <m:t>(</m:t>
+              </m:r>
+              <m:r>
+                <m:t>μ</m:t>
+              </m:r>
+              <m:r>
+                <m:rPr>
+                  <m:sty m:val="p"/>
+                </m:rPr>
+                <m:t>−</m:t>
+              </m:r>
+              <m:r>
+                <m:t>c</m:t>
+              </m:r>
+              <m:r>
+                <m:rPr>
+                  <m:sty m:val="p"/>
+                </m:rPr>
+                <m:t>)</m:t>
+              </m:r>
+              <m:r>
+                <m:rPr>
+                  <m:sty m:val="p"/>
+                </m:rPr>
+                <m:t>⋅</m:t>
+              </m:r>
+              <m:r>
+                <m:t>0</m:t>
+              </m:r>
+              <m:r>
+                <m:rPr>
+                  <m:sty m:val="p"/>
+                </m:rPr>
+                <m:t>+</m:t>
+              </m:r>
+              <m:r>
+                <m:t>​</m:t>
+              </m:r>
+              <m:sSup>
+                <m:e>
+                  <m:d>
+                    <m:dPr>
+                      <m:begChr m:val="("/>
+                      <m:sepChr m:val=""/>
+                      <m:endChr m:val=")"/>
+                      <m:grow/>
+                    </m:dPr>
+                    <m:e>
+                      <m:r>
+                        <m:t>μ</m:t>
+                      </m:r>
+                      <m:r>
+                        <m:rPr>
+                          <m:sty m:val="p"/>
+                        </m:rPr>
+                        <m:t>−</m:t>
+                      </m:r>
+                      <m:r>
+                        <m:t>c</m:t>
+                      </m:r>
+                    </m:e>
+                  </m:d>
+                </m:e>
+                <m:sup>
+                  <m:r>
+                    <m:t>2</m:t>
+                  </m:r>
+                </m:sup>
+              </m:sSup>
+              <m:r>
+                <m:t>​</m:t>
+              </m:r>
+              <m:r>
+                <m:t>&amp;</m:t>
+              </m:r>
+              <m:r>
+                <m:t>&amp;</m:t>
+              </m:r>
+              <m:r>
+                <m:rPr>
+                  <m:nor/>
+                  <m:sty m:val="p"/>
+                </m:rPr>
+                <m:t>(</m:t>
+              </m:r>
+              <m:r>
+                <m:rPr>
+                  <m:sty m:val="p"/>
+                </m:rPr>
+                <m:t>E</m:t>
+              </m:r>
+              <m:r>
+                <m:t>​</m:t>
+              </m:r>
+              <m:d>
+                <m:dPr>
+                  <m:begChr m:val="["/>
+                  <m:sepChr m:val=""/>
+                  <m:endChr m:val="]"/>
+                  <m:grow/>
+                </m:dPr>
+                <m:e>
+                  <m:r>
+                    <m:t>Y</m:t>
+                  </m:r>
+                  <m:r>
+                    <m:rPr>
+                      <m:sty m:val="p"/>
+                    </m:rPr>
+                    <m:t>−</m:t>
+                  </m:r>
+                  <m:r>
+                    <m:t>μ</m:t>
+                  </m:r>
+                </m:e>
+              </m:d>
+              <m:r>
+                <m:t>​</m:t>
+              </m:r>
+              <m:r>
+                <m:rPr>
+                  <m:sty m:val="p"/>
+                </m:rPr>
+                <m:t>=</m:t>
+              </m:r>
+              <m:r>
+                <m:rPr>
+                  <m:sty m:val="p"/>
+                </m:rPr>
+                <m:t>E</m:t>
+              </m:r>
+              <m:r>
+                <m:t>​</m:t>
+              </m:r>
+              <m:d>
+                <m:dPr>
+                  <m:begChr m:val="["/>
+                  <m:sepChr m:val=""/>
+                  <m:endChr m:val="]"/>
+                  <m:grow/>
+                </m:dPr>
+                <m:e>
+                  <m:r>
+                    <m:t>Y</m:t>
+                  </m:r>
+                </m:e>
+              </m:d>
+              <m:r>
+                <m:t>​</m:t>
+              </m:r>
+              <m:r>
+                <m:rPr>
+                  <m:sty m:val="p"/>
+                </m:rPr>
+                <m:t>−</m:t>
+              </m:r>
+              <m:r>
+                <m:t>μ</m:t>
+              </m:r>
+              <m:r>
+                <m:rPr>
+                  <m:sty m:val="p"/>
+                </m:rPr>
+                <m:t>=</m:t>
+              </m:r>
+              <m:r>
+                <m:t>0</m:t>
+              </m:r>
+              <m:r>
+                <m:rPr>
+                  <m:nor/>
+                  <m:sty m:val="p"/>
+                </m:rPr>
+                <m:t>)</m:t>
+              </m:r>
+            </m:e>
+            <m:e>
+              <m:r>
+                <m:t>&amp;</m:t>
+              </m:r>
+              <m:r>
+                <m:rPr>
+                  <m:sty m:val="p"/>
+                </m:rPr>
+                <m:t>=</m:t>
+              </m:r>
+              <m:r>
+                <m:rPr>
+                  <m:sty m:val="p"/>
+                </m:rPr>
+                <m:t>Var</m:t>
+              </m:r>
+              <m:r>
+                <m:t>​</m:t>
+              </m:r>
+              <m:d>
+                <m:dPr>
+                  <m:begChr m:val="("/>
+                  <m:sepChr m:val=""/>
+                  <m:endChr m:val=")"/>
+                  <m:grow/>
+                </m:dPr>
+                <m:e>
+                  <m:r>
+                    <m:t>Y</m:t>
+                  </m:r>
+                </m:e>
+              </m:d>
+              <m:r>
+                <m:t>​</m:t>
+              </m:r>
+              <m:r>
+                <m:rPr>
+                  <m:sty m:val="p"/>
+                </m:rPr>
+                <m:t>+</m:t>
+              </m:r>
+              <m:r>
+                <m:t>​</m:t>
+              </m:r>
+              <m:sSup>
+                <m:e>
+                  <m:d>
+                    <m:dPr>
+                      <m:begChr m:val="("/>
+                      <m:sepChr m:val=""/>
+                      <m:endChr m:val=")"/>
+                      <m:grow/>
+                    </m:dPr>
+                    <m:e>
+                      <m:r>
+                        <m:t>μ</m:t>
+                      </m:r>
+                      <m:r>
+                        <m:rPr>
+                          <m:sty m:val="p"/>
+                        </m:rPr>
+                        <m:t>−</m:t>
+                      </m:r>
+                      <m:r>
+                        <m:t>c</m:t>
+                      </m:r>
+                    </m:e>
+                  </m:d>
+                </m:e>
+                <m:sup>
+                  <m:r>
+                    <m:t>2</m:t>
+                  </m:r>
+                </m:sup>
+              </m:sSup>
+              <m:r>
+                <m:t>​</m:t>
+              </m:r>
+              <m:r>
+                <m:t>&amp;</m:t>
+              </m:r>
+              <m:r>
+                <m:t>&amp;</m:t>
+              </m:r>
+              <m:r>
+                <m:rPr>
+                  <m:nor/>
+                  <m:sty m:val="p"/>
+                </m:rPr>
+                <m:t>(zero times a number)</m:t>
+              </m:r>
+            </m:e>
+          </m:eqArr>
+        </m:oMath>
+      </m:oMathPara>
+    </w:p>
+    <w:bookmarkStart w:id="55" w:name="cor-best-constant"/>
+    <w:p>
+      <w:pPr>
+        <w:pStyle w:val="FirstParagraph"/>
+      </w:pPr>
+      <w:r>
+        <w:rPr>
+          <w:b/>
+          <w:bCs/>
+        </w:rPr>
+        <w:t xml:space="preserve">Corollary 1 (The mean is the best constant prediction under squared error)</w:t>
+      </w:r>
+      <w:r>
+        <w:t xml:space="preserve"> </w:t>
+      </w:r>
+      <w:r>
+        <w:t xml:space="preserve">Under the assumptions of</w:t>
+      </w:r>
+      <w:r>
+        <w:t xml:space="preserve"> </w:t>
+      </w:r>
+      <w:hyperlink w:anchor="thm-constant-prediction-decompose">
+        <w:r>
+          <w:rPr>
+            <w:rStyle w:val="Hyperlink"/>
+          </w:rPr>
+          <w:t xml:space="preserve">Theorem 5</w:t>
+        </w:r>
+      </w:hyperlink>
+      <w:r>
+        <w:t xml:space="preserve">,</w:t>
+      </w:r>
+    </w:p>
+    <w:p>
+      <w:pPr>
+        <w:pStyle w:val="BodyText"/>
+      </w:pPr>
+      <m:oMathPara>
+        <m:oMathParaPr>
+          <m:jc m:val="center"/>
+        </m:oMathParaPr>
+        <m:oMath>
+          <m:r>
+            <m:rPr>
+              <m:sty m:val="p"/>
+            </m:rPr>
+            <m:t>arg</m:t>
+          </m:r>
+          <m:limLow>
+            <m:e>
+              <m:r>
+                <m:rPr>
+                  <m:sty m:val="p"/>
+                </m:rPr>
+                <m:t>min</m:t>
+              </m:r>
+            </m:e>
+            <m:lim>
+              <m:r>
+                <m:t>c</m:t>
+              </m:r>
+              <m:r>
+                <m:rPr>
+                  <m:sty m:val="p"/>
+                </m:rPr>
+                <m:t>∈</m:t>
+              </m:r>
+              <m:r>
+                <m:rPr>
+                  <m:scr m:val="double-struck"/>
+                  <m:sty m:val="p"/>
+                </m:rPr>
+                <m:t>R</m:t>
+              </m:r>
+            </m:lim>
+          </m:limLow>
+          <m:r>
+            <m:rPr>
+              <m:sty m:val="p"/>
+            </m:rPr>
+            <m:t>E</m:t>
+          </m:r>
+          <m:r>
+            <m:t>​</m:t>
+          </m:r>
+          <m:d>
+            <m:dPr>
+              <m:begChr m:val="["/>
+              <m:sepChr m:val=""/>
+              <m:endChr m:val="]"/>
+              <m:grow/>
+            </m:dPr>
+            <m:e>
+              <m:r>
+                <m:t>​</m:t>
+              </m:r>
+              <m:sSup>
+                <m:e>
+                  <m:d>
+                    <m:dPr>
+                      <m:begChr m:val="("/>
+                      <m:sepChr m:val=""/>
+                      <m:endChr m:val=")"/>
+                      <m:grow/>
+                    </m:dPr>
+                    <m:e>
+                      <m:r>
+                        <m:t>Y</m:t>
+                      </m:r>
+                      <m:r>
+                        <m:rPr>
+                          <m:sty m:val="p"/>
+                        </m:rPr>
+                        <m:t>−</m:t>
+                      </m:r>
+                      <m:r>
+                        <m:t>c</m:t>
+                      </m:r>
+                    </m:e>
+                  </m:d>
+                </m:e>
+                <m:sup>
+                  <m:r>
+                    <m:t>2</m:t>
+                  </m:r>
+                </m:sup>
+              </m:sSup>
+              <m:r>
+                <m:t>​</m:t>
+              </m:r>
+            </m:e>
+          </m:d>
+          <m:r>
+            <m:t>​</m:t>
+          </m:r>
+          <m:r>
+            <m:rPr>
+              <m:sty m:val="p"/>
+            </m:rPr>
+            <m:t>=</m:t>
+          </m:r>
+          <m:r>
+            <m:t>​</m:t>
+          </m:r>
+          <m:d>
+            <m:dPr>
+              <m:begChr m:val="{"/>
+              <m:sepChr m:val=""/>
+              <m:endChr m:val="}"/>
+              <m:grow/>
+            </m:dPr>
+            <m:e>
+              <m:r>
+                <m:t>μ</m:t>
+              </m:r>
+            </m:e>
+          </m:d>
+          <m:r>
+            <m:t>​</m:t>
+          </m:r>
+          <m:r>
+            <m:t> </m:t>
+          </m:r>
+          <m:r>
+            <m:rPr>
+              <m:nor/>
+              <m:sty m:val="p"/>
+            </m:rPr>
+            <m:t>and</m:t>
+          </m:r>
+          <m:r>
+            <m:t> </m:t>
+          </m:r>
+          <m:limLow>
+            <m:e>
+              <m:r>
+                <m:rPr>
+                  <m:sty m:val="p"/>
+                </m:rPr>
+                <m:t>min</m:t>
+              </m:r>
+            </m:e>
+            <m:lim>
+              <m:r>
+                <m:t>c</m:t>
+              </m:r>
+              <m:r>
+                <m:rPr>
+                  <m:sty m:val="p"/>
+                </m:rPr>
+                <m:t>∈</m:t>
+              </m:r>
+              <m:r>
+                <m:rPr>
+                  <m:scr m:val="double-struck"/>
+                  <m:sty m:val="p"/>
+                </m:rPr>
+                <m:t>R</m:t>
+              </m:r>
+            </m:lim>
+          </m:limLow>
+          <m:r>
+            <m:rPr>
+              <m:sty m:val="p"/>
+            </m:rPr>
+            <m:t>E</m:t>
+          </m:r>
+          <m:r>
+            <m:t>​</m:t>
+          </m:r>
+          <m:d>
+            <m:dPr>
+              <m:begChr m:val="["/>
+              <m:sepChr m:val=""/>
+              <m:endChr m:val="]"/>
+              <m:grow/>
+            </m:dPr>
+            <m:e>
+              <m:r>
+                <m:t>​</m:t>
+              </m:r>
+              <m:sSup>
+                <m:e>
+                  <m:d>
+                    <m:dPr>
+                      <m:begChr m:val="("/>
+                      <m:sepChr m:val=""/>
+                      <m:endChr m:val=")"/>
+                      <m:grow/>
+                    </m:dPr>
+                    <m:e>
+                      <m:r>
+                        <m:t>Y</m:t>
+                      </m:r>
+                      <m:r>
+                        <m:rPr>
+                          <m:sty m:val="p"/>
+                        </m:rPr>
+                        <m:t>−</m:t>
+                      </m:r>
+                      <m:r>
+                        <m:t>c</m:t>
+                      </m:r>
+                    </m:e>
+                  </m:d>
+                </m:e>
+                <m:sup>
+                  <m:r>
+                    <m:t>2</m:t>
+                  </m:r>
+                </m:sup>
+              </m:sSup>
+              <m:r>
+                <m:t>​</m:t>
+              </m:r>
+            </m:e>
+          </m:d>
+          <m:r>
+            <m:t>​</m:t>
+          </m:r>
+          <m:r>
+            <m:rPr>
+              <m:sty m:val="p"/>
+            </m:rPr>
+            <m:t>=</m:t>
+          </m:r>
+          <m:r>
+            <m:rPr>
+              <m:sty m:val="p"/>
+            </m:rPr>
+            <m:t>Var</m:t>
+          </m:r>
+          <m:r>
+            <m:t>​</m:t>
+          </m:r>
+          <m:d>
+            <m:dPr>
+              <m:begChr m:val="("/>
+              <m:sepChr m:val=""/>
+              <m:endChr m:val=")"/>
+              <m:grow/>
+            </m:dPr>
+            <m:e>
+              <m:r>
+                <m:t>Y</m:t>
+              </m:r>
+            </m:e>
+          </m:d>
+          <m:r>
+            <m:t>​</m:t>
+          </m:r>
+          <m:r>
+            <m:rPr>
+              <m:sty m:val="p"/>
+            </m:rPr>
+            <m:t>,</m:t>
+          </m:r>
+        </m:oMath>
+      </m:oMathPara>
+    </w:p>
+    <w:p>
+      <w:pPr>
+        <w:pStyle w:val="FirstParagraph"/>
+      </w:pPr>
+      <w:r>
+        <w:t xml:space="preserve">where</w:t>
+      </w:r>
+      <w:r>
+        <w:t xml:space="preserve"> </w:t>
+      </w:r>
+      <m:oMath>
+        <m:r>
+          <m:rPr>
+            <m:sty m:val="p"/>
+          </m:rPr>
+          <m:t>arg</m:t>
+        </m:r>
+        <m:r>
+          <m:rPr>
+            <m:sty m:val="p"/>
+          </m:rPr>
+          <m:t>min</m:t>
+        </m:r>
+      </m:oMath>
+      <w:r>
+        <w:t xml:space="preserve"> </w:t>
+      </w:r>
+      <w:r>
+        <w:t xml:space="preserve">is the</w:t>
+      </w:r>
+      <w:r>
+        <w:t xml:space="preserve"> </w:t>
+      </w:r>
+      <w:hyperlink r:id="rId54">
+        <w:r>
+          <w:rPr>
+            <w:rStyle w:val="Hyperlink"/>
+          </w:rPr>
+          <w:t xml:space="preserve">set of minimizers</w:t>
+        </w:r>
+      </w:hyperlink>
+      <w:r>
+        <w:t xml:space="preserve">.</w:t>
+      </w:r>
+    </w:p>
+    <w:bookmarkEnd w:id="55"/>
+    <w:p>
+      <w:pPr>
+        <w:pStyle w:val="BodyText"/>
+      </w:pPr>
+      <w:r>
+        <w:rPr>
+          <w:i/>
+          <w:iCs/>
+        </w:rPr>
+        <w:t xml:space="preserve">Proof</w:t>
+      </w:r>
+      <w:r>
+        <w:t xml:space="preserve">. </w:t>
+      </w:r>
+      <w:r>
+        <w:t xml:space="preserve">In</w:t>
+      </w:r>
+      <w:r>
+        <w:t xml:space="preserve"> </w:t>
+      </w:r>
+      <w:hyperlink w:anchor="eq-constant-prediction-decompose">
+        <w:r>
+          <w:rPr>
+            <w:rStyle w:val="Hyperlink"/>
+          </w:rPr>
+          <w:t xml:space="preserve">Equation 2</w:t>
+        </w:r>
+      </w:hyperlink>
+      <w:r>
+        <w:t xml:space="preserve"> </w:t>
+      </w:r>
+      <w:r>
+        <w:t xml:space="preserve">the first term,</w:t>
+      </w:r>
+      <w:r>
+        <w:t xml:space="preserve"> </w:t>
+      </w:r>
+      <m:oMath>
+        <m:r>
+          <m:rPr>
+            <m:sty m:val="p"/>
+          </m:rPr>
+          <m:t>Var</m:t>
+        </m:r>
+        <m:r>
+          <m:t>​</m:t>
+        </m:r>
+        <m:d>
+          <m:dPr>
+            <m:begChr m:val="("/>
+            <m:sepChr m:val=""/>
+            <m:endChr m:val=")"/>
+            <m:grow/>
+          </m:dPr>
+          <m:e>
+            <m:r>
+              <m:t>Y</m:t>
+            </m:r>
+          </m:e>
+        </m:d>
+        <m:r>
+          <m:t>​</m:t>
+        </m:r>
+      </m:oMath>
+      <w:r>
+        <w:t xml:space="preserve">, does not depend on</w:t>
+      </w:r>
+      <w:r>
+        <w:t xml:space="preserve"> </w:t>
+      </w:r>
+      <m:oMath>
+        <m:r>
+          <m:t>c</m:t>
+        </m:r>
+      </m:oMath>
+      <w:r>
+        <w:t xml:space="preserve">.</w:t>
+      </w:r>
+      <w:r>
+        <w:t xml:space="preserve"> </w:t>
+      </w:r>
+      <w:r>
+        <w:t xml:space="preserve">The second term,</w:t>
+      </w:r>
+      <w:r>
+        <w:t xml:space="preserve"> </w:t>
+      </w:r>
+      <m:oMath>
+        <m:r>
+          <m:t>​</m:t>
+        </m:r>
+        <m:sSup>
+          <m:e>
+            <m:d>
+              <m:dPr>
+                <m:begChr m:val="("/>
+                <m:sepChr m:val=""/>
+                <m:endChr m:val=")"/>
+                <m:grow/>
+              </m:dPr>
+              <m:e>
+                <m:r>
+                  <m:t>μ</m:t>
+                </m:r>
+                <m:r>
+                  <m:rPr>
+                    <m:sty m:val="p"/>
+                  </m:rPr>
+                  <m:t>−</m:t>
+                </m:r>
+                <m:r>
+                  <m:t>c</m:t>
+                </m:r>
+              </m:e>
+            </m:d>
+          </m:e>
+          <m:sup>
+            <m:r>
+              <m:t>2</m:t>
+            </m:r>
+          </m:sup>
+        </m:sSup>
+        <m:r>
+          <m:t>​</m:t>
+        </m:r>
+      </m:oMath>
+      <w:r>
+        <w:t xml:space="preserve">, is a square, so it is never negative,</w:t>
+      </w:r>
+      <w:r>
+        <w:t xml:space="preserve"> </w:t>
+      </w:r>
+      <w:r>
+        <w:t xml:space="preserve">and it is zero exactly when</w:t>
+      </w:r>
+      <w:r>
+        <w:t xml:space="preserve"> </w:t>
+      </w:r>
+      <m:oMath>
+        <m:r>
+          <m:t>c</m:t>
+        </m:r>
+        <m:r>
+          <m:rPr>
+            <m:sty m:val="p"/>
+          </m:rPr>
+          <m:t>=</m:t>
+        </m:r>
+        <m:r>
+          <m:t>μ</m:t>
+        </m:r>
+      </m:oMath>
+      <w:r>
+        <w:t xml:space="preserve">.</w:t>
+      </w:r>
+      <w:r>
+        <w:t xml:space="preserve"> </w:t>
+      </w:r>
+      <w:r>
+        <w:t xml:space="preserve">So</w:t>
+      </w:r>
+      <w:r>
+        <w:t xml:space="preserve"> </w:t>
+      </w:r>
+      <m:oMath>
+        <m:r>
+          <m:t>c</m:t>
+        </m:r>
+        <m:r>
+          <m:rPr>
+            <m:sty m:val="p"/>
+          </m:rPr>
+          <m:t>=</m:t>
+        </m:r>
+        <m:r>
+          <m:t>μ</m:t>
+        </m:r>
+      </m:oMath>
+      <w:r>
+        <w:t xml:space="preserve"> </w:t>
+      </w:r>
+      <w:r>
+        <w:t xml:space="preserve">minimizes the expected squared error and no other number does,</w:t>
+      </w:r>
+      <w:r>
+        <w:t xml:space="preserve"> </w:t>
+      </w:r>
+      <w:r>
+        <w:t xml:space="preserve">and at</w:t>
+      </w:r>
+      <w:r>
+        <w:t xml:space="preserve"> </w:t>
+      </w:r>
+      <m:oMath>
+        <m:r>
+          <m:t>c</m:t>
+        </m:r>
+        <m:r>
+          <m:rPr>
+            <m:sty m:val="p"/>
+          </m:rPr>
+          <m:t>=</m:t>
+        </m:r>
+        <m:r>
+          <m:t>μ</m:t>
+        </m:r>
+      </m:oMath>
+      <w:r>
+        <w:t xml:space="preserve"> </w:t>
+      </w:r>
+      <w:r>
+        <w:t xml:space="preserve">the expected squared error is</w:t>
+      </w:r>
+      <w:r>
+        <w:t xml:space="preserve"> </w:t>
+      </w:r>
+      <m:oMath>
+        <m:r>
+          <m:rPr>
+            <m:sty m:val="p"/>
+          </m:rPr>
+          <m:t>Var</m:t>
+        </m:r>
+        <m:r>
+          <m:t>​</m:t>
+        </m:r>
+        <m:d>
+          <m:dPr>
+            <m:begChr m:val="("/>
+            <m:sepChr m:val=""/>
+            <m:endChr m:val=")"/>
+            <m:grow/>
+          </m:dPr>
+          <m:e>
+            <m:r>
+              <m:t>Y</m:t>
+            </m:r>
+          </m:e>
+        </m:d>
+        <m:r>
+          <m:t>​</m:t>
+        </m:r>
+      </m:oMath>
+      <w:r>
+        <w:t xml:space="preserve">.</w:t>
+      </w:r>
+    </w:p>
+    <w:bookmarkStart w:id="57" w:name="exm-best-constant-auto"/>
+    <w:p>
+      <w:pPr>
+        <w:pStyle w:val="BodyText"/>
+      </w:pPr>
+      <w:r>
+        <w:rPr>
+          <w:b/>
+          <w:bCs/>
+        </w:rPr>
+        <w:t xml:space="preserve">Example 9 (The best constant prediction of fuel economy)</w:t>
+      </w:r>
+      <w:r>
+        <w:t xml:space="preserve"> </w:t>
+      </w:r>
+      <w:r>
+        <w:t xml:space="preserve">Take the 392 cars in the Auto data</w:t>
+      </w:r>
+      <w:r>
+        <w:t xml:space="preserve"> </w:t>
+      </w:r>
+      <w:hyperlink r:id="rId56">
+        <w:r>
+          <w:rPr>
+            <w:rStyle w:val="Hyperlink"/>
+          </w:rPr>
+          <w:t xml:space="preserve">described on the limit theorems page</w:t>
+        </w:r>
+      </w:hyperlink>
+      <w:r>
+        <w:t xml:space="preserve"> </w:t>
+      </w:r>
+      <w:r>
+        <w:t xml:space="preserve">as the whole population,</w:t>
+      </w:r>
+      <w:r>
+        <w:t xml:space="preserve"> </w:t>
+      </w:r>
+      <w:r>
+        <w:t xml:space="preserve">and predict the fuel economy (</w:t>
+      </w:r>
+      <w:r>
+        <w:rPr>
+          <w:rStyle w:val="VerbatimChar"/>
+        </w:rPr>
+        <w:t xml:space="preserve">mpg</w:t>
+      </w:r>
+      <w:r>
+        <w:t xml:space="preserve">) of a car drawn at random with one number</w:t>
+      </w:r>
+      <w:r>
+        <w:t xml:space="preserve"> </w:t>
+      </w:r>
+      <m:oMath>
+        <m:r>
+          <m:t>c</m:t>
+        </m:r>
+      </m:oMath>
+      <w:r>
+        <w:t xml:space="preserve">.</w:t>
+      </w:r>
+      <w:r>
+        <w:t xml:space="preserve"> </w:t>
+      </w:r>
+      <w:r>
+        <w:t xml:space="preserve">The code below computes the expected squared error of three constants,</w:t>
+      </w:r>
+      <w:r>
+        <w:t xml:space="preserve"> </w:t>
+      </w:r>
+      <w:r>
+        <w:t xml:space="preserve">and sets each beside the right side of</w:t>
+      </w:r>
+      <w:r>
+        <w:t xml:space="preserve"> </w:t>
+      </w:r>
+      <w:hyperlink w:anchor="eq-constant-prediction-decompose">
+        <w:r>
+          <w:rPr>
+            <w:rStyle w:val="Hyperlink"/>
+          </w:rPr>
+          <w:t xml:space="preserve">Equation 2</w:t>
+        </w:r>
+      </w:hyperlink>
+      <w:r>
+        <w:t xml:space="preserve">.</w:t>
+      </w:r>
+    </w:p>
+    <w:p>
+      <w:pPr>
+        <w:pStyle w:val="SourceCode"/>
+      </w:pPr>
+      <w:r>
+        <w:rPr>
+          <w:rStyle w:val="NormalTok"/>
+        </w:rPr>
+        <w:t xml:space="preserve">mpg </w:t>
+      </w:r>
+      <w:r>
+        <w:rPr>
+          <w:rStyle w:val="OtherTok"/>
+        </w:rPr>
+        <w:t xml:space="preserve">&lt;-</w:t>
+      </w:r>
+      <w:r>
+        <w:rPr>
+          <w:rStyle w:val="NormalTok"/>
+        </w:rPr>
+        <w:t xml:space="preserve"> </w:t>
+      </w:r>
+      <w:r>
+        <w:rPr>
+          <w:rStyle w:val="FunctionTok"/>
+        </w:rPr>
+        <w:t xml:space="preserve">read.csv</w:t>
+      </w:r>
+      <w:r>
+        <w:rPr>
+          <w:rStyle w:val="NormalTok"/>
+        </w:rPr>
+        <w:t xml:space="preserve">(</w:t>
+      </w:r>
+      <w:r>
+        <w:rPr>
+          <w:rStyle w:val="StringTok"/>
+        </w:rPr>
+        <w:t xml:space="preserve">"data/auto.csv"</w:t>
+      </w:r>
+      <w:r>
+        <w:rPr>
+          <w:rStyle w:val="NormalTok"/>
+        </w:rPr>
+        <w:t xml:space="preserve">)</w:t>
+      </w:r>
+      <w:r>
+        <w:rPr>
+          <w:rStyle w:val="SpecialCharTok"/>
+        </w:rPr>
+        <w:t xml:space="preserve">$</w:t>
+      </w:r>
+      <w:r>
+        <w:rPr>
+          <w:rStyle w:val="NormalTok"/>
+        </w:rPr>
+        <w:t xml:space="preserve">mpg</w:t>
+      </w:r>
+      <w:r>
+        <w:br/>
+      </w:r>
+      <w:r>
+        <w:rPr>
+          <w:rStyle w:val="NormalTok"/>
+        </w:rPr>
+        <w:t xml:space="preserve">mu </w:t>
+      </w:r>
+      <w:r>
+        <w:rPr>
+          <w:rStyle w:val="OtherTok"/>
+        </w:rPr>
+        <w:t xml:space="preserve">&lt;-</w:t>
+      </w:r>
+      <w:r>
+        <w:rPr>
+          <w:rStyle w:val="NormalTok"/>
+        </w:rPr>
+        <w:t xml:space="preserve"> </w:t>
+      </w:r>
+      <w:r>
+        <w:rPr>
+          <w:rStyle w:val="FunctionTok"/>
+        </w:rPr>
+        <w:t xml:space="preserve">mean</w:t>
+      </w:r>
+      <w:r>
+        <w:rPr>
+          <w:rStyle w:val="NormalTok"/>
+        </w:rPr>
+        <w:t xml:space="preserve">(mpg)</w:t>
+      </w:r>
+      <w:r>
+        <w:br/>
+      </w:r>
+      <w:r>
+        <w:rPr>
+          <w:rStyle w:val="NormalTok"/>
+        </w:rPr>
+        <w:t xml:space="preserve">sigma2 </w:t>
+      </w:r>
+      <w:r>
+        <w:rPr>
+          <w:rStyle w:val="OtherTok"/>
+        </w:rPr>
+        <w:t xml:space="preserve">&lt;-</w:t>
+      </w:r>
+      <w:r>
+        <w:rPr>
+          <w:rStyle w:val="NormalTok"/>
+        </w:rPr>
+        <w:t xml:space="preserve"> </w:t>
+      </w:r>
+      <w:r>
+        <w:rPr>
+          <w:rStyle w:val="FunctionTok"/>
+        </w:rPr>
+        <w:t xml:space="preserve">mean</w:t>
+      </w:r>
+      <w:r>
+        <w:rPr>
+          <w:rStyle w:val="NormalTok"/>
+        </w:rPr>
+        <w:t xml:space="preserve">((mpg </w:t>
+      </w:r>
+      <w:r>
+        <w:rPr>
+          <w:rStyle w:val="SpecialCharTok"/>
+        </w:rPr>
+        <w:t xml:space="preserve">-</w:t>
+      </w:r>
+      <w:r>
+        <w:rPr>
+          <w:rStyle w:val="NormalTok"/>
+        </w:rPr>
+        <w:t xml:space="preserve"> mu)</w:t>
+      </w:r>
+      <w:r>
+        <w:rPr>
+          <w:rStyle w:val="SpecialCharTok"/>
+        </w:rPr>
+        <w:t xml:space="preserve">^</w:t>
+      </w:r>
+      <w:r>
+        <w:rPr>
+          <w:rStyle w:val="DecValTok"/>
+        </w:rPr>
+        <w:t xml:space="preserve">2</w:t>
+      </w:r>
+      <w:r>
+        <w:rPr>
+          <w:rStyle w:val="NormalTok"/>
+        </w:rPr>
+        <w:t xml:space="preserve">)</w:t>
+      </w:r>
+      <w:r>
+        <w:br/>
+      </w:r>
+      <w:r>
+        <w:br/>
+      </w:r>
+      <w:r>
+        <w:rPr>
+          <w:rStyle w:val="NormalTok"/>
+        </w:rPr>
+        <w:t xml:space="preserve">c_values </w:t>
+      </w:r>
+      <w:r>
+        <w:rPr>
+          <w:rStyle w:val="OtherTok"/>
+        </w:rPr>
+        <w:t xml:space="preserve">&lt;-</w:t>
+      </w:r>
+      <w:r>
+        <w:rPr>
+          <w:rStyle w:val="NormalTok"/>
+        </w:rPr>
+        <w:t xml:space="preserve"> </w:t>
+      </w:r>
+      <w:r>
+        <w:rPr>
+          <w:rStyle w:val="FunctionTok"/>
+        </w:rPr>
+        <w:t xml:space="preserve">c</w:t>
+      </w:r>
+      <w:r>
+        <w:rPr>
+          <w:rStyle w:val="NormalTok"/>
+        </w:rPr>
+        <w:t xml:space="preserve">(</w:t>
+      </w:r>
+      <w:r>
+        <w:rPr>
+          <w:rStyle w:val="AttributeTok"/>
+        </w:rPr>
+        <w:t xml:space="preserve">mean =</w:t>
+      </w:r>
+      <w:r>
+        <w:rPr>
+          <w:rStyle w:val="NormalTok"/>
+        </w:rPr>
+        <w:t xml:space="preserve"> mu, </w:t>
+      </w:r>
+      <w:r>
+        <w:rPr>
+          <w:rStyle w:val="AttributeTok"/>
+        </w:rPr>
+        <w:t xml:space="preserve">median =</w:t>
+      </w:r>
+      <w:r>
+        <w:rPr>
+          <w:rStyle w:val="NormalTok"/>
+        </w:rPr>
+        <w:t xml:space="preserve"> </w:t>
+      </w:r>
+      <w:r>
+        <w:rPr>
+          <w:rStyle w:val="FunctionTok"/>
+        </w:rPr>
+        <w:t xml:space="preserve">median</w:t>
+      </w:r>
+      <w:r>
+        <w:rPr>
+          <w:rStyle w:val="NormalTok"/>
+        </w:rPr>
+        <w:t xml:space="preserve">(mpg), </w:t>
+      </w:r>
+      <w:r>
+        <w:rPr>
+          <w:rStyle w:val="AttributeTok"/>
+        </w:rPr>
+        <w:t xml:space="preserve">twenty =</w:t>
+      </w:r>
+      <w:r>
+        <w:rPr>
+          <w:rStyle w:val="NormalTok"/>
+        </w:rPr>
+        <w:t xml:space="preserve"> </w:t>
+      </w:r>
+      <w:r>
+        <w:rPr>
+          <w:rStyle w:val="DecValTok"/>
+        </w:rPr>
+        <w:t xml:space="preserve">20</w:t>
+      </w:r>
+      <w:r>
+        <w:rPr>
+          <w:rStyle w:val="NormalTok"/>
+        </w:rPr>
+        <w:t xml:space="preserve">)</w:t>
+      </w:r>
+      <w:r>
+        <w:br/>
+      </w:r>
+      <w:r>
+        <w:rPr>
+          <w:rStyle w:val="FunctionTok"/>
+        </w:rPr>
+        <w:t xml:space="preserve">data.frame</w:t>
+      </w:r>
+      <w:r>
+        <w:rPr>
+          <w:rStyle w:val="NormalTok"/>
+        </w:rPr>
+        <w:t xml:space="preserve">(</w:t>
+      </w:r>
+      <w:r>
+        <w:br/>
+      </w:r>
+      <w:r>
+        <w:rPr>
+          <w:rStyle w:val="NormalTok"/>
+        </w:rPr>
+        <w:t xml:space="preserve">  </w:t>
+      </w:r>
+      <w:r>
+        <w:rPr>
+          <w:rStyle w:val="AttributeTok"/>
+        </w:rPr>
+        <w:t xml:space="preserve">c =</w:t>
+      </w:r>
+      <w:r>
+        <w:rPr>
+          <w:rStyle w:val="NormalTok"/>
+        </w:rPr>
+        <w:t xml:space="preserve"> c_values,</w:t>
+      </w:r>
+      <w:r>
+        <w:br/>
+      </w:r>
+      <w:r>
+        <w:rPr>
+          <w:rStyle w:val="NormalTok"/>
+        </w:rPr>
+        <w:t xml:space="preserve">  </w:t>
+      </w:r>
+      <w:r>
+        <w:rPr>
+          <w:rStyle w:val="AttributeTok"/>
+        </w:rPr>
+        <w:t xml:space="preserve">expected_squared_error =</w:t>
+      </w:r>
+      <w:r>
+        <w:rPr>
+          <w:rStyle w:val="NormalTok"/>
+        </w:rPr>
+        <w:t xml:space="preserve"> </w:t>
+      </w:r>
+      <w:r>
+        <w:rPr>
+          <w:rStyle w:val="FunctionTok"/>
+        </w:rPr>
+        <w:t xml:space="preserve">sapply</w:t>
+      </w:r>
+      <w:r>
+        <w:rPr>
+          <w:rStyle w:val="NormalTok"/>
+        </w:rPr>
+        <w:t xml:space="preserve">(c_values, </w:t>
+      </w:r>
+      <w:r>
+        <w:rPr>
+          <w:rStyle w:val="ControlFlowTok"/>
+        </w:rPr>
+        <w:t xml:space="preserve">function</w:t>
+      </w:r>
+      <w:r>
+        <w:rPr>
+          <w:rStyle w:val="NormalTok"/>
+        </w:rPr>
+        <w:t xml:space="preserve">(cc) </w:t>
+      </w:r>
+      <w:r>
+        <w:rPr>
+          <w:rStyle w:val="FunctionTok"/>
+        </w:rPr>
+        <w:t xml:space="preserve">mean</w:t>
+      </w:r>
+      <w:r>
+        <w:rPr>
+          <w:rStyle w:val="NormalTok"/>
+        </w:rPr>
+        <w:t xml:space="preserve">((mpg </w:t>
+      </w:r>
+      <w:r>
+        <w:rPr>
+          <w:rStyle w:val="SpecialCharTok"/>
+        </w:rPr>
+        <w:t xml:space="preserve">-</w:t>
+      </w:r>
+      <w:r>
+        <w:rPr>
+          <w:rStyle w:val="NormalTok"/>
+        </w:rPr>
+        <w:t xml:space="preserve"> cc)</w:t>
+      </w:r>
+      <w:r>
+        <w:rPr>
+          <w:rStyle w:val="SpecialCharTok"/>
+        </w:rPr>
+        <w:t xml:space="preserve">^</w:t>
+      </w:r>
+      <w:r>
+        <w:rPr>
+          <w:rStyle w:val="DecValTok"/>
+        </w:rPr>
+        <w:t xml:space="preserve">2</w:t>
+      </w:r>
+      <w:r>
+        <w:rPr>
+          <w:rStyle w:val="NormalTok"/>
+        </w:rPr>
+        <w:t xml:space="preserve">)),</w:t>
+      </w:r>
+      <w:r>
+        <w:br/>
+      </w:r>
+      <w:r>
+        <w:rPr>
+          <w:rStyle w:val="NormalTok"/>
+        </w:rPr>
+        <w:t xml:space="preserve">  </w:t>
+      </w:r>
+      <w:r>
+        <w:rPr>
+          <w:rStyle w:val="AttributeTok"/>
+        </w:rPr>
+        <w:t xml:space="preserve">decomposition =</w:t>
+      </w:r>
+      <w:r>
+        <w:rPr>
+          <w:rStyle w:val="NormalTok"/>
+        </w:rPr>
+        <w:t xml:space="preserve"> sigma2 </w:t>
+      </w:r>
+      <w:r>
+        <w:rPr>
+          <w:rStyle w:val="SpecialCharTok"/>
+        </w:rPr>
+        <w:t xml:space="preserve">+</w:t>
+      </w:r>
+      <w:r>
+        <w:rPr>
+          <w:rStyle w:val="NormalTok"/>
+        </w:rPr>
+        <w:t xml:space="preserve"> (mu </w:t>
+      </w:r>
+      <w:r>
+        <w:rPr>
+          <w:rStyle w:val="SpecialCharTok"/>
+        </w:rPr>
+        <w:t xml:space="preserve">-</w:t>
+      </w:r>
+      <w:r>
+        <w:rPr>
+          <w:rStyle w:val="NormalTok"/>
+        </w:rPr>
+        <w:t xml:space="preserve"> c_values)</w:t>
+      </w:r>
+      <w:r>
+        <w:rPr>
+          <w:rStyle w:val="SpecialCharTok"/>
+        </w:rPr>
+        <w:t xml:space="preserve">^</w:t>
+      </w:r>
+      <w:r>
+        <w:rPr>
+          <w:rStyle w:val="DecValTok"/>
+        </w:rPr>
+        <w:t xml:space="preserve">2</w:t>
+      </w:r>
+      <w:r>
+        <w:br/>
+      </w:r>
+      <w:r>
+        <w:rPr>
+          <w:rStyle w:val="NormalTok"/>
+        </w:rPr>
+        <w:t xml:space="preserve">)</w:t>
+      </w:r>
+      <w:r>
+        <w:br/>
+      </w:r>
+      <w:r>
+        <w:rPr>
+          <w:rStyle w:val="CommentTok"/>
+        </w:rPr>
+        <w:t xml:space="preserve">#&gt; # A tibble: 3 × 3</w:t>
+      </w:r>
+      <w:r>
+        <w:br/>
+      </w:r>
+      <w:r>
+        <w:rPr>
+          <w:rStyle w:val="CommentTok"/>
+        </w:rPr>
+        <w:t xml:space="preserve">#&gt;       c expected_squared_error decomposition</w:t>
+      </w:r>
+      <w:r>
+        <w:br/>
+      </w:r>
+      <w:r>
+        <w:rPr>
+          <w:rStyle w:val="CommentTok"/>
+        </w:rPr>
+        <w:t xml:space="preserve">#&gt;   &lt;dbl&gt;                  &lt;dbl&gt;         &lt;dbl&gt;</w:t>
+      </w:r>
+      <w:r>
+        <w:br/>
+      </w:r>
+      <w:r>
+        <w:rPr>
+          <w:rStyle w:val="CommentTok"/>
+        </w:rPr>
+        <w:t xml:space="preserve">#&gt; 1  23.4                   60.8          60.8</w:t>
+      </w:r>
+      <w:r>
+        <w:br/>
+      </w:r>
+      <w:r>
+        <w:rPr>
+          <w:rStyle w:val="CommentTok"/>
+        </w:rPr>
+        <w:t xml:space="preserve">#&gt; 2  22.8                   61.2          61.2</w:t>
+      </w:r>
+      <w:r>
+        <w:br/>
+      </w:r>
+      <w:r>
+        <w:rPr>
+          <w:rStyle w:val="CommentTok"/>
+        </w:rPr>
+        <w:t xml:space="preserve">#&gt; 3  20                     72.6          72.6</w:t>
+      </w:r>
+    </w:p>
+    <w:p>
+      <w:pPr>
+        <w:pStyle w:val="FirstParagraph"/>
+      </w:pPr>
+      <w:r>
+        <w:t xml:space="preserve">The two columns agree, as</w:t>
+      </w:r>
+      <w:r>
+        <w:t xml:space="preserve"> </w:t>
+      </w:r>
+      <w:hyperlink w:anchor="thm-constant-prediction-decompose">
+        <w:r>
+          <w:rPr>
+            <w:rStyle w:val="Hyperlink"/>
+          </w:rPr>
+          <w:t xml:space="preserve">Theorem 5</w:t>
+        </w:r>
+      </w:hyperlink>
+      <w:r>
+        <w:t xml:space="preserve"> </w:t>
+      </w:r>
+      <w:r>
+        <w:t xml:space="preserve">says.</w:t>
+      </w:r>
+      <w:r>
+        <w:t xml:space="preserve"> </w:t>
+      </w:r>
+      <w:r>
+        <w:t xml:space="preserve">The mean, 23.45, has the smallest expected squared error, 60.76,</w:t>
+      </w:r>
+      <w:r>
+        <w:t xml:space="preserve"> </w:t>
+      </w:r>
+      <w:r>
+        <w:t xml:space="preserve">which is the variance of</w:t>
+      </w:r>
+      <w:r>
+        <w:t xml:space="preserve"> </w:t>
+      </w:r>
+      <w:r>
+        <w:rPr>
+          <w:rStyle w:val="VerbatimChar"/>
+        </w:rPr>
+        <w:t xml:space="preserve">mpg</w:t>
+      </w:r>
+      <w:r>
+        <w:t xml:space="preserve"> </w:t>
+      </w:r>
+      <w:r>
+        <w:t xml:space="preserve">over these cars (divisor the number of cars, not one fewer), as</w:t>
+      </w:r>
+      <w:r>
+        <w:t xml:space="preserve"> </w:t>
+      </w:r>
+      <w:hyperlink w:anchor="cor-best-constant">
+        <w:r>
+          <w:rPr>
+            <w:rStyle w:val="Hyperlink"/>
+          </w:rPr>
+          <w:t xml:space="preserve">Corollary 1</w:t>
+        </w:r>
+      </w:hyperlink>
+      <w:r>
+        <w:t xml:space="preserve"> </w:t>
+      </w:r>
+      <w:r>
+        <w:t xml:space="preserve">says;</w:t>
+      </w:r>
+      <w:r>
+        <w:t xml:space="preserve"> </w:t>
+      </w:r>
+      <w:r>
+        <w:t xml:space="preserve">the median and</w:t>
+      </w:r>
+      <w:r>
+        <w:t xml:space="preserve"> </w:t>
+      </w:r>
+      <m:oMath>
+        <m:r>
+          <m:t>c</m:t>
+        </m:r>
+        <m:r>
+          <m:rPr>
+            <m:sty m:val="p"/>
+          </m:rPr>
+          <m:t>=</m:t>
+        </m:r>
+        <m:r>
+          <m:t>20</m:t>
+        </m:r>
+      </m:oMath>
+      <w:r>
+        <w:t xml:space="preserve"> </w:t>
+      </w:r>
+      <w:r>
+        <w:t xml:space="preserve">are each worse by</w:t>
+      </w:r>
+      <w:r>
+        <w:t xml:space="preserve"> </w:t>
+      </w:r>
+      <m:oMath>
+        <m:r>
+          <m:t>​</m:t>
+        </m:r>
+        <m:sSup>
+          <m:e>
+            <m:d>
+              <m:dPr>
+                <m:begChr m:val="("/>
+                <m:sepChr m:val=""/>
+                <m:endChr m:val=")"/>
+                <m:grow/>
+              </m:dPr>
+              <m:e>
+                <m:r>
+                  <m:t>μ</m:t>
+                </m:r>
+                <m:r>
+                  <m:rPr>
+                    <m:sty m:val="p"/>
+                  </m:rPr>
+                  <m:t>−</m:t>
+                </m:r>
+                <m:r>
+                  <m:t>c</m:t>
+                </m:r>
+              </m:e>
+            </m:d>
+          </m:e>
+          <m:sup>
+            <m:r>
+              <m:t>2</m:t>
+            </m:r>
+          </m:sup>
+        </m:sSup>
+        <m:r>
+          <m:t>​</m:t>
+        </m:r>
+      </m:oMath>
+      <w:r>
+        <w:t xml:space="preserve">.</w:t>
+      </w:r>
+    </w:p>
+    <w:bookmarkEnd w:id="57"/>
+    <w:bookmarkEnd w:id="58"/>
+    <w:bookmarkStart w:id="66" w:name="sec-bias-variance-prediction"/>
+    <w:p>
+      <w:pPr>
+        <w:pStyle w:val="Heading2"/>
+      </w:pPr>
+      <w:r>
+        <w:t xml:space="preserve">4 Bias, variance, and prediction error</w:t>
+      </w:r>
+    </w:p>
+    <w:bookmarkStart w:id="59" w:name="exr-prediction-error"/>
     <w:p>
       <w:pPr>
         <w:pStyle w:val="FirstParagraph"/>
@@ -13727,8 +16716,8 @@
         <w:t xml:space="preserve">and which cannot?</w:t>
       </w:r>
     </w:p>
-    <w:bookmarkEnd w:id="51"/>
-    <w:bookmarkStart w:id="52" w:name="sol-prediction-error"/>
+    <w:bookmarkEnd w:id="59"/>
+    <w:bookmarkStart w:id="60" w:name="sol-prediction-error"/>
     <w:p>
       <w:pPr>
         <w:pStyle w:val="FirstParagraph"/>
@@ -14020,8 +17009,8 @@
         <w:t xml:space="preserve">in the new response.</w:t>
       </w:r>
     </w:p>
-    <w:bookmarkEnd w:id="52"/>
-    <w:bookmarkStart w:id="54" w:name="def-prediction-bias"/>
+    <w:bookmarkEnd w:id="60"/>
+    <w:bookmarkStart w:id="62" w:name="def-prediction-bias"/>
     <w:p>
       <w:pPr>
         <w:pStyle w:val="FirstParagraph"/>
@@ -14130,7 +17119,7 @@
       <w:r>
         <w:t xml:space="preserve"> </w:t>
       </w:r>
-      <w:hyperlink r:id="rId53">
+      <w:hyperlink r:id="rId61">
         <w:r>
           <w:rPr>
             <w:rStyle w:val="Hyperlink"/>
@@ -14480,7 +17469,7 @@
         </m:oMath>
       </m:oMathPara>
     </w:p>
-    <w:bookmarkEnd w:id="54"/>
+    <w:bookmarkEnd w:id="62"/>
     <w:p>
       <w:pPr>
         <w:pStyle w:val="FirstParagraph"/>
@@ -14514,7 +17503,7 @@
         <w:t xml:space="preserve">the bias reflects the error introduced by approximating a real-world relationship by a model.</w:t>
       </w:r>
     </w:p>
-    <w:bookmarkStart w:id="55" w:name="exm-prediction-bias"/>
+    <w:bookmarkStart w:id="63" w:name="exm-prediction-bias"/>
     <w:p>
       <w:pPr>
         <w:pStyle w:val="BodyText"/>
@@ -14524,7 +17513,7 @@
           <w:b/>
           <w:bCs/>
         </w:rPr>
-        <w:t xml:space="preserve">Example 9 (Computing the bias of a prediction)</w:t>
+        <w:t xml:space="preserve">Example 10 (Computing the bias of a prediction)</w:t>
       </w:r>
       <w:r>
         <w:t xml:space="preserve"> </w:t>
@@ -14824,8 +17813,8 @@
         <w:t xml:space="preserve">.</w:t>
       </w:r>
     </w:p>
-    <w:bookmarkEnd w:id="55"/>
-    <w:bookmarkStart w:id="56" w:name="thm-prediction-error"/>
+    <w:bookmarkEnd w:id="63"/>
+    <w:bookmarkStart w:id="64" w:name="thm-prediction-error"/>
     <w:p>
       <w:pPr>
         <w:pStyle w:val="BodyText"/>
@@ -14835,7 +17824,7 @@
           <w:b/>
           <w:bCs/>
         </w:rPr>
-        <w:t xml:space="preserve">Theorem 4 (Expected squared prediction error)</w:t>
+        <w:t xml:space="preserve">Theorem 6 (Expected squared prediction error)</w:t>
       </w:r>
       <w:r>
         <w:t xml:space="preserve"> </w:t>
@@ -15473,7 +18462,7 @@
         </m:oMath>
       </m:oMathPara>
     </w:p>
-    <w:bookmarkEnd w:id="56"/>
+    <w:bookmarkEnd w:id="64"/>
     <w:p>
       <w:pPr>
         <w:pStyle w:val="FirstParagraph"/>
@@ -16000,12 +18989,12 @@
       <w:r>
         <w:t xml:space="preserve"> </w:t>
       </w:r>
-      <w:hyperlink w:anchor="sol-noise-second-moment">
+      <w:hyperlink w:anchor="thm-noise-second-moment">
         <w:r>
           <w:rPr>
             <w:rStyle w:val="Hyperlink"/>
           </w:rPr>
-          <w:t xml:space="preserve">Solution 1</w:t>
+          <w:t xml:space="preserve">Theorem 1</w:t>
         </w:r>
       </w:hyperlink>
       <w:r>
@@ -16285,7 +19274,7 @@
           <w:rPr>
             <w:rStyle w:val="Hyperlink"/>
           </w:rPr>
-          <w:t xml:space="preserve">Theorem 2</w:t>
+          <w:t xml:space="preserve">Theorem 3</w:t>
         </w:r>
       </w:hyperlink>
       <w:r>
@@ -16954,7 +19943,7 @@
         <w:t xml:space="preserve">Adding the three terms gives the claim.</w:t>
       </w:r>
     </w:p>
-    <w:bookmarkStart w:id="57" w:name="def-irreducible-error"/>
+    <w:bookmarkStart w:id="65" w:name="def-irreducible-error"/>
     <w:p>
       <w:pPr>
         <w:pStyle w:val="BodyText"/>
@@ -16980,7 +19969,7 @@
           <w:rPr>
             <w:rStyle w:val="Hyperlink"/>
           </w:rPr>
-          <w:t xml:space="preserve">Theorem 4</w:t>
+          <w:t xml:space="preserve">Theorem 6</w:t>
         </w:r>
       </w:hyperlink>
       <w:r>
@@ -17156,7 +20145,7 @@
         <w:t xml:space="preserve">.</w:t>
       </w:r>
     </w:p>
-    <w:bookmarkEnd w:id="57"/>
+    <w:bookmarkEnd w:id="65"/>
     <w:p>
       <w:pPr>
         <w:pStyle w:val="BodyText"/>
@@ -17184,17 +20173,17 @@
         <w:t xml:space="preserve">.</w:t>
       </w:r>
     </w:p>
-    <w:bookmarkEnd w:id="58"/>
-    <w:bookmarkStart w:id="106" w:name="covariance"/>
+    <w:bookmarkEnd w:id="66"/>
+    <w:bookmarkStart w:id="114" w:name="covariance"/>
     <w:p>
       <w:pPr>
         <w:pStyle w:val="Heading2"/>
       </w:pPr>
       <w:r>
-        <w:t xml:space="preserve">4 Covariance</w:t>
+        <w:t xml:space="preserve">5 Covariance</w:t>
       </w:r>
     </w:p>
-    <w:bookmarkStart w:id="59" w:name="def-cov"/>
+    <w:bookmarkStart w:id="67" w:name="def-cov"/>
     <w:p>
       <w:pPr>
         <w:pStyle w:val="FirstParagraph"/>
@@ -17550,8 +20539,8 @@
         </m:oMath>
       </m:oMathPara>
     </w:p>
-    <w:bookmarkEnd w:id="59"/>
-    <w:bookmarkStart w:id="60" w:name="thm-alt-cov"/>
+    <w:bookmarkEnd w:id="67"/>
+    <w:bookmarkStart w:id="68" w:name="thm-alt-cov"/>
     <w:p>
       <w:pPr>
         <w:pStyle w:val="FirstParagraph"/>
@@ -17561,7 +20550,7 @@
           <w:b/>
           <w:bCs/>
         </w:rPr>
-        <w:t xml:space="preserve">Theorem 5 (Alternative formula for covariance)</w:t>
+        <w:t xml:space="preserve">Theorem 7 (Alternative formula for covariance)</w:t>
       </w:r>
     </w:p>
     <w:p>
@@ -17700,7 +20689,7 @@
         </m:oMath>
       </m:oMathPara>
     </w:p>
-    <w:bookmarkEnd w:id="60"/>
+    <w:bookmarkEnd w:id="68"/>
     <w:p>
       <w:pPr>
         <w:pStyle w:val="FirstParagraph"/>
@@ -17721,7 +20710,7 @@
       <w:r>
         <w:t xml:space="preserve"> </w:t>
       </w:r>
-      <w:hyperlink r:id="rId30">
+      <w:hyperlink r:id="rId31">
         <w:r>
           <w:rPr>
             <w:rStyle w:val="Hyperlink"/>
@@ -18519,7 +21508,7 @@
         </m:oMath>
       </m:oMathPara>
     </w:p>
-    <w:bookmarkStart w:id="61" w:name="exm-alt-cov"/>
+    <w:bookmarkStart w:id="69" w:name="exm-alt-cov"/>
     <w:p>
       <w:pPr>
         <w:pStyle w:val="FirstParagraph"/>
@@ -18529,7 +21518,7 @@
           <w:b/>
           <w:bCs/>
         </w:rPr>
-        <w:t xml:space="preserve">Example 10 (Covariance of a binary exposure and outcome)</w:t>
+        <w:t xml:space="preserve">Example 11 (Covariance of a binary exposure and outcome)</w:t>
       </w:r>
       <w:r>
         <w:t xml:space="preserve"> </w:t>
@@ -18987,8 +21976,8 @@
         </m:oMath>
       </m:oMathPara>
     </w:p>
-    <w:bookmarkEnd w:id="61"/>
-    <w:bookmarkStart w:id="63" w:name="thm-indpt-uncorrelated"/>
+    <w:bookmarkEnd w:id="69"/>
+    <w:bookmarkStart w:id="71" w:name="thm-indpt-uncorrelated"/>
     <w:p>
       <w:pPr>
         <w:pStyle w:val="FirstParagraph"/>
@@ -18998,7 +21987,7 @@
           <w:b/>
           <w:bCs/>
         </w:rPr>
-        <w:t xml:space="preserve">Theorem 6 (Independent random variables have zero covariance)</w:t>
+        <w:t xml:space="preserve">Theorem 8 (Independent random variables have zero covariance)</w:t>
       </w:r>
       <w:r>
         <w:t xml:space="preserve"> </w:t>
@@ -19037,7 +22026,7 @@
       <w:r>
         <w:t xml:space="preserve"> </w:t>
       </w:r>
-      <w:hyperlink r:id="rId62">
+      <w:hyperlink r:id="rId70">
         <w:r>
           <w:rPr>
             <w:rStyle w:val="Hyperlink"/>
@@ -19333,7 +22322,7 @@
         <w:t xml:space="preserve">.</w:t>
       </w:r>
     </w:p>
-    <w:bookmarkEnd w:id="63"/>
+    <w:bookmarkEnd w:id="71"/>
     <w:p>
       <w:pPr>
         <w:pStyle w:val="BodyText"/>
@@ -19483,7 +22472,7 @@
       <w:r>
         <w:t xml:space="preserve"> </w:t>
       </w:r>
-      <w:hyperlink r:id="rId64">
+      <w:hyperlink r:id="rId72">
         <w:r>
           <w:rPr>
             <w:rStyle w:val="Hyperlink"/>
@@ -19497,7 +22486,7 @@
       <w:r>
         <w:t xml:space="preserve">(</w:t>
       </w:r>
-      <w:hyperlink r:id="rId65">
+      <w:hyperlink r:id="rId73">
         <w:r>
           <w:rPr>
             <w:rStyle w:val="Hyperlink"/>
@@ -19679,7 +22668,7 @@
       <w:r>
         <w:t xml:space="preserve"> </w:t>
       </w:r>
-      <w:hyperlink r:id="rId62">
+      <w:hyperlink r:id="rId70">
         <w:r>
           <w:rPr>
             <w:rStyle w:val="Hyperlink"/>
@@ -22185,7 +25174,7 @@
         </m:oMath>
       </m:oMathPara>
     </w:p>
-    <w:bookmarkStart w:id="67" w:name="exm-indpt-uncorrelated"/>
+    <w:bookmarkStart w:id="75" w:name="exm-indpt-uncorrelated"/>
     <w:p>
       <w:pPr>
         <w:pStyle w:val="FirstParagraph"/>
@@ -22195,7 +25184,7 @@
           <w:b/>
           <w:bCs/>
         </w:rPr>
-        <w:t xml:space="preserve">Example 11 (Two independent coin flips)</w:t>
+        <w:t xml:space="preserve">Example 12 (Two independent coin flips)</w:t>
       </w:r>
       <w:r>
         <w:t xml:space="preserve"> </w:t>
@@ -22252,7 +25241,7 @@
       <w:r>
         <w:t xml:space="preserve"> </w:t>
       </w:r>
-      <w:hyperlink r:id="rId66">
+      <w:hyperlink r:id="rId74">
         <w:r>
           <w:rPr>
             <w:rStyle w:val="Hyperlink"/>
@@ -22823,7 +25812,7 @@
           <w:rPr>
             <w:rStyle w:val="Hyperlink"/>
           </w:rPr>
-          <w:t xml:space="preserve">Theorem 6</w:t>
+          <w:t xml:space="preserve">Theorem 8</w:t>
         </w:r>
       </w:hyperlink>
       <w:r>
@@ -22833,8 +25822,8 @@
         <w:t xml:space="preserve">requires.</w:t>
       </w:r>
     </w:p>
-    <w:bookmarkEnd w:id="67"/>
-    <w:bookmarkStart w:id="68" w:name="exm-uncorrelated-not-indpt"/>
+    <w:bookmarkEnd w:id="75"/>
+    <w:bookmarkStart w:id="76" w:name="exm-uncorrelated-not-indpt"/>
     <w:p>
       <w:pPr>
         <w:pStyle w:val="BodyText"/>
@@ -22844,7 +25833,7 @@
           <w:b/>
           <w:bCs/>
         </w:rPr>
-        <w:t xml:space="preserve">Example 12 (Zero covariance without independence)</w:t>
+        <w:t xml:space="preserve">Example 13 (Zero covariance without independence)</w:t>
       </w:r>
       <w:r>
         <w:t xml:space="preserve"> </w:t>
@@ -22860,7 +25849,7 @@
           <w:rPr>
             <w:rStyle w:val="Hyperlink"/>
           </w:rPr>
-          <w:t xml:space="preserve">Theorem 6</w:t>
+          <w:t xml:space="preserve">Theorem 8</w:t>
         </w:r>
       </w:hyperlink>
       <w:r>
@@ -24058,8 +27047,8 @@
         </m:oMath>
       </m:oMathPara>
     </w:p>
-    <w:bookmarkEnd w:id="68"/>
-    <w:bookmarkStart w:id="69" w:name="def-correlation"/>
+    <w:bookmarkEnd w:id="76"/>
+    <w:bookmarkStart w:id="77" w:name="def-correlation"/>
     <w:p>
       <w:pPr>
         <w:pStyle w:val="FirstParagraph"/>
@@ -24331,7 +27320,7 @@
         </m:oMath>
       </m:oMathPara>
     </w:p>
-    <w:bookmarkEnd w:id="69"/>
+    <w:bookmarkEnd w:id="77"/>
     <w:p>
       <w:pPr>
         <w:pStyle w:val="FirstParagraph"/>
@@ -24387,7 +27376,7 @@
         <w:t xml:space="preserve">the sample (Pearson) correlation coefficient computed from data estimates it.</w:t>
       </w:r>
     </w:p>
-    <w:bookmarkStart w:id="70" w:name="exm-correlation"/>
+    <w:bookmarkStart w:id="78" w:name="exm-correlation"/>
     <w:p>
       <w:pPr>
         <w:pStyle w:val="BodyText"/>
@@ -24397,7 +27386,7 @@
           <w:b/>
           <w:bCs/>
         </w:rPr>
-        <w:t xml:space="preserve">Example 13 (Correlation of a binary exposure and outcome)</w:t>
+        <w:t xml:space="preserve">Example 14 (Correlation of a binary exposure and outcome)</w:t>
       </w:r>
       <w:r>
         <w:t xml:space="preserve"> </w:t>
@@ -24413,7 +27402,7 @@
           <w:rPr>
             <w:rStyle w:val="Hyperlink"/>
           </w:rPr>
-          <w:t xml:space="preserve">Example 10</w:t>
+          <w:t xml:space="preserve">Example 11</w:t>
         </w:r>
       </w:hyperlink>
       <w:r>
@@ -25034,8 +28023,8 @@
         </m:oMath>
       </m:oMathPara>
     </w:p>
-    <w:bookmarkEnd w:id="70"/>
-    <w:bookmarkStart w:id="71" w:name="def-uncorrelated"/>
+    <w:bookmarkEnd w:id="78"/>
+    <w:bookmarkStart w:id="79" w:name="def-uncorrelated"/>
     <w:p>
       <w:pPr>
         <w:pStyle w:val="FirstParagraph"/>
@@ -25284,7 +28273,7 @@
         </m:oMath>
       </m:oMathPara>
     </w:p>
-    <w:bookmarkEnd w:id="71"/>
+    <w:bookmarkEnd w:id="79"/>
     <w:p>
       <w:pPr>
         <w:pStyle w:val="FirstParagraph"/>
@@ -25304,7 +28293,7 @@
           <w:rPr>
             <w:rStyle w:val="Hyperlink"/>
           </w:rPr>
-          <w:t xml:space="preserve">Theorem 6</w:t>
+          <w:t xml:space="preserve">Theorem 8</w:t>
         </w:r>
       </w:hyperlink>
       <w:r>
@@ -25327,7 +28316,7 @@
           <w:rPr>
             <w:rStyle w:val="Hyperlink"/>
           </w:rPr>
-          <w:t xml:space="preserve">Example 12</w:t>
+          <w:t xml:space="preserve">Example 13</w:t>
         </w:r>
       </w:hyperlink>
       <w:r>
@@ -25337,7 +28326,7 @@
         <w:t xml:space="preserve">shows the converse fails.</w:t>
       </w:r>
     </w:p>
-    <w:bookmarkStart w:id="72" w:name="exm-uncorrelated"/>
+    <w:bookmarkStart w:id="80" w:name="exm-uncorrelated"/>
     <w:p>
       <w:pPr>
         <w:pStyle w:val="BodyText"/>
@@ -25347,7 +28336,7 @@
           <w:b/>
           <w:bCs/>
         </w:rPr>
-        <w:t xml:space="preserve">Example 14 (Correlated and uncorrelated pairs)</w:t>
+        <w:t xml:space="preserve">Example 15 (Correlated and uncorrelated pairs)</w:t>
       </w:r>
       <w:r>
         <w:t xml:space="preserve"> </w:t>
@@ -25363,7 +28352,7 @@
           <w:rPr>
             <w:rStyle w:val="Hyperlink"/>
           </w:rPr>
-          <w:t xml:space="preserve">Example 12</w:t>
+          <w:t xml:space="preserve">Example 13</w:t>
         </w:r>
       </w:hyperlink>
       <w:r>
@@ -25486,7 +28475,7 @@
           <w:rPr>
             <w:rStyle w:val="Hyperlink"/>
           </w:rPr>
-          <w:t xml:space="preserve">Example 10</w:t>
+          <w:t xml:space="preserve">Example 11</w:t>
         </w:r>
       </w:hyperlink>
       <w:r>
@@ -25559,8 +28548,8 @@
         <w:t xml:space="preserve">so the binary exposure and outcome are not uncorrelated.</w:t>
       </w:r>
     </w:p>
-    <w:bookmarkEnd w:id="72"/>
-    <w:bookmarkStart w:id="73" w:name="cor-uncorrelated-cor-zero"/>
+    <w:bookmarkEnd w:id="80"/>
+    <w:bookmarkStart w:id="81" w:name="cor-uncorrelated-cor-zero"/>
     <w:p>
       <w:pPr>
         <w:pStyle w:val="BodyText"/>
@@ -25570,7 +28559,7 @@
           <w:b/>
           <w:bCs/>
         </w:rPr>
-        <w:t xml:space="preserve">Corollary 1 (Uncorrelated means zero correlation)</w:t>
+        <w:t xml:space="preserve">Corollary 2 (Uncorrelated means zero correlation)</w:t>
       </w:r>
       <w:r>
         <w:t xml:space="preserve"> </w:t>
@@ -25723,7 +28712,7 @@
         <w:t xml:space="preserve">.</w:t>
       </w:r>
     </w:p>
-    <w:bookmarkEnd w:id="73"/>
+    <w:bookmarkEnd w:id="81"/>
     <w:p>
       <w:pPr>
         <w:pStyle w:val="BodyText"/>
@@ -26123,7 +29112,7 @@
         <w:t xml:space="preserve">.</w:t>
       </w:r>
     </w:p>
-    <w:bookmarkStart w:id="74" w:name="def-cond-cov"/>
+    <w:bookmarkStart w:id="82" w:name="def-cond-cov"/>
     <w:p>
       <w:pPr>
         <w:pStyle w:val="BodyText"/>
@@ -26575,8 +29564,8 @@
         <w:t xml:space="preserve">.</w:t>
       </w:r>
     </w:p>
-    <w:bookmarkEnd w:id="74"/>
-    <w:bookmarkStart w:id="75" w:name="exm-cond-cov"/>
+    <w:bookmarkEnd w:id="82"/>
+    <w:bookmarkStart w:id="83" w:name="exm-cond-cov"/>
     <w:p>
       <w:pPr>
         <w:pStyle w:val="BodyText"/>
@@ -26586,7 +29575,7 @@
           <w:b/>
           <w:bCs/>
         </w:rPr>
-        <w:t xml:space="preserve">Example 15 (Conditional covariance of a variable with itself)</w:t>
+        <w:t xml:space="preserve">Example 16 (Conditional covariance of a variable with itself)</w:t>
       </w:r>
       <w:r>
         <w:t xml:space="preserve"> </w:t>
@@ -26847,8 +29836,8 @@
         <w:t xml:space="preserve">.</w:t>
       </w:r>
     </w:p>
-    <w:bookmarkEnd w:id="75"/>
-    <w:bookmarkStart w:id="76" w:name="thm-total-cov"/>
+    <w:bookmarkEnd w:id="83"/>
+    <w:bookmarkStart w:id="84" w:name="thm-total-cov"/>
     <w:p>
       <w:pPr>
         <w:pStyle w:val="BodyText"/>
@@ -26858,7 +29847,7 @@
           <w:b/>
           <w:bCs/>
         </w:rPr>
-        <w:t xml:space="preserve">Theorem 7 (Law of total covariance)</w:t>
+        <w:t xml:space="preserve">Theorem 9 (Law of total covariance)</w:t>
       </w:r>
       <w:r>
         <w:t xml:space="preserve"> </w:t>
@@ -27233,7 +30222,7 @@
         </m:oMath>
       </m:oMathPara>
     </w:p>
-    <w:bookmarkEnd w:id="76"/>
+    <w:bookmarkEnd w:id="84"/>
     <w:p>
       <w:pPr>
         <w:pStyle w:val="FirstParagraph"/>
@@ -28779,7 +31768,7 @@
           <w:rPr>
             <w:rStyle w:val="Hyperlink"/>
           </w:rPr>
-          <w:t xml:space="preserve">Theorem 3</w:t>
+          <w:t xml:space="preserve">Theorem 4</w:t>
         </w:r>
       </w:hyperlink>
       <w:r>
@@ -28808,7 +31797,7 @@
       <w:r>
         <w:t xml:space="preserve"> </w:t>
       </w:r>
-      <w:hyperlink r:id="rId42">
+      <w:hyperlink r:id="rId43">
         <w:r>
           <w:rPr>
             <w:rStyle w:val="Hyperlink"/>
@@ -28839,7 +31828,7 @@
       <w:r>
         <w:t xml:space="preserve">(</w:t>
       </w:r>
-      <w:hyperlink r:id="rId44">
+      <w:hyperlink r:id="rId45">
         <w:r>
           <w:rPr>
             <w:rStyle w:val="Hyperlink"/>
@@ -29036,7 +32025,7 @@
       <w:r>
         <w:t xml:space="preserve"> </w:t>
       </w:r>
-      <w:hyperlink r:id="rId45">
+      <w:hyperlink r:id="rId46">
         <w:r>
           <w:rPr>
             <w:rStyle w:val="Hyperlink"/>
@@ -30349,7 +33338,7 @@
         <w:t xml:space="preserve">.</w:t>
       </w:r>
     </w:p>
-    <w:bookmarkStart w:id="77" w:name="lem-cov-xx"/>
+    <w:bookmarkStart w:id="85" w:name="lem-cov-xx"/>
     <w:p>
       <w:pPr>
         <w:pStyle w:val="BodyText"/>
@@ -30513,7 +33502,7 @@
         </m:oMath>
       </m:oMathPara>
     </w:p>
-    <w:bookmarkEnd w:id="77"/>
+    <w:bookmarkEnd w:id="85"/>
     <w:p>
       <w:pPr>
         <w:pStyle w:val="FirstParagraph"/>
@@ -30915,7 +33904,7 @@
         </m:oMath>
       </m:oMathPara>
     </w:p>
-    <w:bookmarkStart w:id="78" w:name="def-cov-vec-x"/>
+    <w:bookmarkStart w:id="86" w:name="def-cov-vec-x"/>
     <w:p>
       <w:pPr>
         <w:pStyle w:val="FirstParagraph"/>
@@ -31266,8 +34255,8 @@
         </m:oMath>
       </m:oMathPara>
     </w:p>
-    <w:bookmarkEnd w:id="78"/>
-    <w:bookmarkStart w:id="79" w:name="thm-vcov-elements"/>
+    <w:bookmarkEnd w:id="86"/>
+    <w:bookmarkStart w:id="87" w:name="thm-vcov-elements"/>
     <w:p>
       <w:pPr>
         <w:pStyle w:val="FirstParagraph"/>
@@ -31277,7 +34266,7 @@
           <w:b/>
           <w:bCs/>
         </w:rPr>
-        <w:t xml:space="preserve">Theorem 8 (Elements of the variance-covariance matrix are pairwise covariances)</w:t>
+        <w:t xml:space="preserve">Theorem 10 (Elements of the variance-covariance matrix are pairwise covariances)</w:t>
       </w:r>
       <w:r>
         <w:t xml:space="preserve"> </w:t>
@@ -32128,7 +35117,7 @@
         </m:oMath>
       </m:oMathPara>
     </w:p>
-    <w:bookmarkEnd w:id="79"/>
+    <w:bookmarkEnd w:id="87"/>
     <w:p>
       <w:pPr>
         <w:pStyle w:val="FirstParagraph"/>
@@ -34393,7 +37382,7 @@
       <w:r>
         <w:t xml:space="preserve"> </w:t>
       </w:r>
-      <w:hyperlink r:id="rId80">
+      <w:hyperlink r:id="rId88">
         <w:r>
           <w:rPr>
             <w:rStyle w:val="Hyperlink"/>
@@ -34457,7 +37446,7 @@
         <w:t xml:space="preserve">.</w:t>
       </w:r>
     </w:p>
-    <w:bookmarkStart w:id="81" w:name="thm-vcov-vec"/>
+    <w:bookmarkStart w:id="89" w:name="thm-vcov-vec"/>
     <w:p>
       <w:pPr>
         <w:pStyle w:val="FirstParagraph"/>
@@ -34467,7 +37456,7 @@
           <w:b/>
           <w:bCs/>
         </w:rPr>
-        <w:t xml:space="preserve">Theorem 9 (Alternate expression for variance of a random vector)</w:t>
+        <w:t xml:space="preserve">Theorem 11 (Alternate expression for variance of a random vector)</w:t>
       </w:r>
     </w:p>
     <w:p>
@@ -34663,7 +37652,7 @@
         </m:oMath>
       </m:oMathPara>
     </w:p>
-    <w:bookmarkEnd w:id="81"/>
+    <w:bookmarkEnd w:id="89"/>
     <w:p>
       <w:pPr>
         <w:pStyle w:val="FirstParagraph"/>
@@ -35666,7 +38655,7 @@
         </m:oMath>
       </m:oMathPara>
     </w:p>
-    <w:bookmarkStart w:id="82" w:name="thm-var-lincom"/>
+    <w:bookmarkStart w:id="90" w:name="thm-var-lincom"/>
     <w:p>
       <w:pPr>
         <w:pStyle w:val="FirstParagraph"/>
@@ -35676,7 +38665,7 @@
           <w:b/>
           <w:bCs/>
         </w:rPr>
-        <w:t xml:space="preserve">Theorem 10 (Variance of a linear combination)</w:t>
+        <w:t xml:space="preserve">Theorem 12 (Variance of a linear combination)</w:t>
       </w:r>
       <w:r>
         <w:t xml:space="preserve"> </w:t>
@@ -36218,7 +39207,7 @@
         </m:oMath>
       </m:oMathPara>
     </w:p>
-    <w:bookmarkEnd w:id="82"/>
+    <w:bookmarkEnd w:id="90"/>
     <w:p>
       <w:pPr>
         <w:pStyle w:val="FirstParagraph"/>
@@ -37678,7 +40667,7 @@
         </m:oMath>
       </m:oMathPara>
     </w:p>
-    <w:bookmarkStart w:id="83" w:name="cor-var-lincom2"/>
+    <w:bookmarkStart w:id="91" w:name="cor-var-lincom2"/>
     <w:p>
       <w:pPr>
         <w:pStyle w:val="FirstParagraph"/>
@@ -37688,7 +40677,7 @@
           <w:b/>
           <w:bCs/>
         </w:rPr>
-        <w:t xml:space="preserve">Corollary 2 (Variance of a sum of two random variables)</w:t>
+        <w:t xml:space="preserve">Corollary 3 (Variance of a sum of two random variables)</w:t>
       </w:r>
       <w:r>
         <w:t xml:space="preserve"> </w:t>
@@ -37955,7 +40944,7 @@
         </m:oMath>
       </m:oMathPara>
     </w:p>
-    <w:bookmarkEnd w:id="83"/>
+    <w:bookmarkEnd w:id="91"/>
     <w:p>
       <w:pPr>
         <w:pStyle w:val="FirstParagraph"/>
@@ -37981,7 +40970,7 @@
           <w:rPr>
             <w:rStyle w:val="Hyperlink"/>
           </w:rPr>
-          <w:t xml:space="preserve">Theorem 10</w:t>
+          <w:t xml:space="preserve">Theorem 12</w:t>
         </w:r>
       </w:hyperlink>
       <w:r>
@@ -39485,7 +42474,7 @@
         </m:oMath>
       </m:oMathPara>
     </w:p>
-    <w:bookmarkStart w:id="84" w:name="cor-var-sum-indpt"/>
+    <w:bookmarkStart w:id="92" w:name="cor-var-sum-indpt"/>
     <w:p>
       <w:pPr>
         <w:pStyle w:val="FirstParagraph"/>
@@ -39495,7 +42484,7 @@
           <w:b/>
           <w:bCs/>
         </w:rPr>
-        <w:t xml:space="preserve">Corollary 3 (Variance of a sum of independent random variables)</w:t>
+        <w:t xml:space="preserve">Corollary 4 (Variance of a sum of independent random variables)</w:t>
       </w:r>
       <w:r>
         <w:t xml:space="preserve"> </w:t>
@@ -39534,7 +42523,7 @@
       <w:r>
         <w:t xml:space="preserve"> </w:t>
       </w:r>
-      <w:hyperlink r:id="rId62">
+      <w:hyperlink r:id="rId70">
         <w:r>
           <w:rPr>
             <w:rStyle w:val="Hyperlink"/>
@@ -39777,7 +42766,7 @@
         </m:oMath>
       </m:oMathPara>
     </w:p>
-    <w:bookmarkEnd w:id="84"/>
+    <w:bookmarkEnd w:id="92"/>
     <w:p>
       <w:pPr>
         <w:pStyle w:val="FirstParagraph"/>
@@ -39803,7 +42792,7 @@
           <w:rPr>
             <w:rStyle w:val="Hyperlink"/>
           </w:rPr>
-          <w:t xml:space="preserve">Theorem 6</w:t>
+          <w:t xml:space="preserve">Theorem 8</w:t>
         </w:r>
       </w:hyperlink>
       <w:r>
@@ -39874,7 +42863,7 @@
           <w:rPr>
             <w:rStyle w:val="Hyperlink"/>
           </w:rPr>
-          <w:t xml:space="preserve">Corollary 2</w:t>
+          <w:t xml:space="preserve">Corollary 3</w:t>
         </w:r>
       </w:hyperlink>
       <w:r>
@@ -40426,7 +43415,7 @@
           <w:rPr>
             <w:rStyle w:val="Hyperlink"/>
           </w:rPr>
-          <w:t xml:space="preserve">Corollary 2</w:t>
+          <w:t xml:space="preserve">Corollary 3</w:t>
         </w:r>
       </w:hyperlink>
       <w:r>
@@ -40461,7 +43450,7 @@
           <w:rPr>
             <w:rStyle w:val="Hyperlink"/>
           </w:rPr>
-          <w:t xml:space="preserve">Corollary 3</w:t>
+          <w:t xml:space="preserve">Corollary 4</w:t>
         </w:r>
       </w:hyperlink>
       <w:r>
@@ -40471,7 +43460,7 @@
         <w:t xml:space="preserve">is the case where that term is 0.</w:t>
       </w:r>
     </w:p>
-    <w:bookmarkStart w:id="87" w:name="thm-vcov-psd"/>
+    <w:bookmarkStart w:id="95" w:name="thm-vcov-psd"/>
     <w:p>
       <w:pPr>
         <w:pStyle w:val="BodyText"/>
@@ -40481,7 +43470,7 @@
           <w:b/>
           <w:bCs/>
         </w:rPr>
-        <w:t xml:space="preserve">Theorem 11 (A variance matrix is symmetric and positive semidefinite)</w:t>
+        <w:t xml:space="preserve">Theorem 13 (A variance matrix is symmetric and positive semidefinite)</w:t>
       </w:r>
       <w:r>
         <w:t xml:space="preserve"> </w:t>
@@ -40724,7 +43713,7 @@
       <w:r>
         <w:t xml:space="preserve"> </w:t>
       </w:r>
-      <w:hyperlink r:id="rId85">
+      <w:hyperlink r:id="rId93">
         <w:r>
           <w:rPr>
             <w:rStyle w:val="Hyperlink"/>
@@ -40741,7 +43730,7 @@
       <w:r>
         <w:t xml:space="preserve"> </w:t>
       </w:r>
-      <w:hyperlink r:id="rId86">
+      <w:hyperlink r:id="rId94">
         <w:r>
           <w:rPr>
             <w:rStyle w:val="Hyperlink"/>
@@ -40885,7 +43874,7 @@
         </m:oMath>
       </m:oMathPara>
     </w:p>
-    <w:bookmarkEnd w:id="87"/>
+    <w:bookmarkEnd w:id="95"/>
     <w:p>
       <w:pPr>
         <w:pStyle w:val="FirstParagraph"/>
@@ -40911,7 +43900,7 @@
           <w:rPr>
             <w:rStyle w:val="Hyperlink"/>
           </w:rPr>
-          <w:t xml:space="preserve">Theorem 8</w:t>
+          <w:t xml:space="preserve">Theorem 10</w:t>
         </w:r>
       </w:hyperlink>
       <w:r>
@@ -42054,7 +45043,7 @@
           <w:rPr>
             <w:rStyle w:val="Hyperlink"/>
           </w:rPr>
-          <w:t xml:space="preserve">Theorem 10</w:t>
+          <w:t xml:space="preserve">Theorem 12</w:t>
         </w:r>
       </w:hyperlink>
       <w:r>
@@ -42114,7 +45103,7 @@
         <w:t xml:space="preserve">).</w:t>
       </w:r>
     </w:p>
-    <w:bookmarkStart w:id="88" w:name="exm-vcov-psd"/>
+    <w:bookmarkStart w:id="96" w:name="exm-vcov-psd"/>
     <w:p>
       <w:pPr>
         <w:pStyle w:val="BodyText"/>
@@ -42124,7 +45113,7 @@
           <w:b/>
           <w:bCs/>
         </w:rPr>
-        <w:t xml:space="preserve">Example 16 (Two variance matrices that differ only in sign)</w:t>
+        <w:t xml:space="preserve">Example 17 (Two variance matrices that differ only in sign)</w:t>
       </w:r>
       <w:r>
         <w:t xml:space="preserve"> </w:t>
@@ -43760,7 +46749,7 @@
           <w:rPr>
             <w:rStyle w:val="Hyperlink"/>
           </w:rPr>
-          <w:t xml:space="preserve">Theorem 8</w:t>
+          <w:t xml:space="preserve">Theorem 10</w:t>
         </w:r>
       </w:hyperlink>
       <w:r>
@@ -43777,7 +46766,7 @@
           <w:rPr>
             <w:rStyle w:val="Hyperlink"/>
           </w:rPr>
-          <w:t xml:space="preserve">Theorem 5</w:t>
+          <w:t xml:space="preserve">Theorem 7</w:t>
         </w:r>
       </w:hyperlink>
       <w:r>
@@ -44037,7 +47026,7 @@
           <w:rPr>
             <w:rStyle w:val="Hyperlink"/>
           </w:rPr>
-          <w:t xml:space="preserve">Theorem 10</w:t>
+          <w:t xml:space="preserve">Theorem 12</w:t>
         </w:r>
       </w:hyperlink>
       <w:r>
@@ -44916,7 +47905,7 @@
         <w:t xml:space="preserve">.</w:t>
       </w:r>
     </w:p>
-    <w:bookmarkEnd w:id="88"/>
+    <w:bookmarkEnd w:id="96"/>
     <w:p>
       <w:pPr>
         <w:pStyle w:val="BodyText"/>
@@ -45050,7 +48039,7 @@
         <w:t xml:space="preserve">has the larger spread.</w:t>
       </w:r>
     </w:p>
-    <w:bookmarkStart w:id="92" w:name="exm-vcov-singular"/>
+    <w:bookmarkStart w:id="100" w:name="exm-vcov-singular"/>
     <w:p>
       <w:pPr>
         <w:pStyle w:val="BodyText"/>
@@ -45060,7 +48049,7 @@
           <w:b/>
           <w:bCs/>
         </w:rPr>
-        <w:t xml:space="preserve">Example 17 (A variance matrix that is not positive definite)</w:t>
+        <w:t xml:space="preserve">Example 18 (A variance matrix that is not positive definite)</w:t>
       </w:r>
       <w:r>
         <w:t xml:space="preserve"> </w:t>
@@ -45790,7 +48779,7 @@
       <w:r>
         <w:t xml:space="preserve"> </w:t>
       </w:r>
-      <w:hyperlink r:id="rId89">
+      <w:hyperlink r:id="rId97">
         <w:r>
           <w:rPr>
             <w:rStyle w:val="Hyperlink"/>
@@ -45807,7 +48796,7 @@
       <w:r>
         <w:t xml:space="preserve"> </w:t>
       </w:r>
-      <w:hyperlink r:id="rId90">
+      <w:hyperlink r:id="rId98">
         <w:r>
           <w:rPr>
             <w:rStyle w:val="Hyperlink"/>
@@ -45871,7 +48860,7 @@
       <w:r>
         <w:t xml:space="preserve"> </w:t>
       </w:r>
-      <w:hyperlink r:id="rId91">
+      <w:hyperlink r:id="rId99">
         <w:r>
           <w:rPr>
             <w:rStyle w:val="Hyperlink"/>
@@ -45883,8 +48872,8 @@
         <w:t xml:space="preserve">.</w:t>
       </w:r>
     </w:p>
-    <w:bookmarkEnd w:id="92"/>
-    <w:bookmarkStart w:id="94" w:name="cor-vcov-indpt-diagonal"/>
+    <w:bookmarkEnd w:id="100"/>
+    <w:bookmarkStart w:id="102" w:name="cor-vcov-indpt-diagonal"/>
     <w:p>
       <w:pPr>
         <w:pStyle w:val="BodyText"/>
@@ -45894,7 +48883,7 @@
           <w:b/>
           <w:bCs/>
         </w:rPr>
-        <w:t xml:space="preserve">Corollary 4 (Independent components give a diagonal variance matrix)</w:t>
+        <w:t xml:space="preserve">Corollary 5 (Independent components give a diagonal variance matrix)</w:t>
       </w:r>
       <w:r>
         <w:t xml:space="preserve"> </w:t>
@@ -46135,7 +49124,7 @@
       <w:r>
         <w:t xml:space="preserve"> </w:t>
       </w:r>
-      <w:hyperlink r:id="rId62">
+      <w:hyperlink r:id="rId70">
         <w:r>
           <w:rPr>
             <w:rStyle w:val="Hyperlink"/>
@@ -46223,7 +49212,7 @@
       <w:r>
         <w:t xml:space="preserve"> </w:t>
       </w:r>
-      <w:hyperlink r:id="rId93">
+      <w:hyperlink r:id="rId101">
         <w:r>
           <w:rPr>
             <w:rStyle w:val="Hyperlink"/>
@@ -46335,7 +49324,7 @@
         <w:t xml:space="preserve">.</w:t>
       </w:r>
     </w:p>
-    <w:bookmarkEnd w:id="94"/>
+    <w:bookmarkEnd w:id="102"/>
     <w:p>
       <w:pPr>
         <w:pStyle w:val="BodyText"/>
@@ -46361,7 +49350,7 @@
           <w:rPr>
             <w:rStyle w:val="Hyperlink"/>
           </w:rPr>
-          <w:t xml:space="preserve">Theorem 8</w:t>
+          <w:t xml:space="preserve">Theorem 10</w:t>
         </w:r>
       </w:hyperlink>
       <w:r>
@@ -46660,7 +49649,7 @@
           <w:rPr>
             <w:rStyle w:val="Hyperlink"/>
           </w:rPr>
-          <w:t xml:space="preserve">Theorem 6</w:t>
+          <w:t xml:space="preserve">Theorem 8</w:t>
         </w:r>
       </w:hyperlink>
       <w:r>
@@ -46822,7 +49811,7 @@
         <w:t xml:space="preserve">.</w:t>
       </w:r>
     </w:p>
-    <w:bookmarkStart w:id="95" w:name="thm-cor-bounds"/>
+    <w:bookmarkStart w:id="103" w:name="thm-cor-bounds"/>
     <w:p>
       <w:pPr>
         <w:pStyle w:val="BodyText"/>
@@ -46832,7 +49821,7 @@
           <w:b/>
           <w:bCs/>
         </w:rPr>
-        <w:t xml:space="preserve">Theorem 12 (Correlation lies between</w:t>
+        <w:t xml:space="preserve">Theorem 14 (Correlation lies between</w:t>
       </w:r>
       <w:r>
         <w:rPr>
@@ -47071,7 +50060,7 @@
         </m:oMath>
       </m:oMathPara>
     </w:p>
-    <w:bookmarkEnd w:id="95"/>
+    <w:bookmarkEnd w:id="103"/>
     <w:p>
       <w:pPr>
         <w:pStyle w:val="FirstParagraph"/>
@@ -47293,7 +50282,7 @@
           <w:rPr>
             <w:rStyle w:val="Hyperlink"/>
           </w:rPr>
-          <w:t xml:space="preserve">Corollary 2</w:t>
+          <w:t xml:space="preserve">Corollary 3</w:t>
         </w:r>
       </w:hyperlink>
       <w:r>
@@ -48293,7 +51282,7 @@
         <w:t xml:space="preserve">.</w:t>
       </w:r>
     </w:p>
-    <w:bookmarkStart w:id="103" w:name="exm-cor-auto"/>
+    <w:bookmarkStart w:id="111" w:name="exm-cor-auto"/>
     <w:p>
       <w:pPr>
         <w:pStyle w:val="BodyText"/>
@@ -48303,7 +51292,7 @@
           <w:b/>
           <w:bCs/>
         </w:rPr>
-        <w:t xml:space="preserve">Example 18 (Correlation of horsepower and fuel economy)</w:t>
+        <w:t xml:space="preserve">Example 19 (Correlation of horsepower and fuel economy)</w:t>
       </w:r>
       <w:r>
         <w:t xml:space="preserve"> </w:t>
@@ -48357,7 +51346,7 @@
       <w:r>
         <w:t xml:space="preserve"> </w:t>
       </w:r>
-      <w:hyperlink r:id="rId96">
+      <w:hyperlink r:id="rId104">
         <w:r>
           <w:rPr>
             <w:rStyle w:val="VerbatimChar"/>
@@ -48389,7 +51378,7 @@
       <w:r>
         <w:t xml:space="preserve"> </w:t>
       </w:r>
-      <w:hyperlink r:id="rId97">
+      <w:hyperlink r:id="rId105">
         <w:r>
           <w:rPr>
             <w:rStyle w:val="VerbatimChar"/>
@@ -48421,7 +51410,7 @@
       <w:r>
         <w:t xml:space="preserve"> </w:t>
       </w:r>
-      <w:hyperlink r:id="rId98">
+      <w:hyperlink r:id="rId106">
         <w:r>
           <w:rPr>
             <w:rStyle w:val="VerbatimChar"/>
@@ -50142,7 +53131,7 @@
       <w:tr>
         <w:tc>
           <w:tcPr/>
-          <w:bookmarkStart w:id="102" w:name="fig-cor-auto"/>
+          <w:bookmarkStart w:id="110" w:name="fig-cor-auto"/>
           <w:p>
             <w:pPr>
               <w:pStyle w:val="Compact"/>
@@ -50153,18 +53142,18 @@
                 <wp:inline>
                   <wp:extent cx="4620126" cy="3234088"/>
                   <wp:effectExtent b="0" l="0" r="0" t="0"/>
-                  <wp:docPr descr="" title="" id="100" name="Picture"/>
+                  <wp:docPr descr="" title="" id="108" name="Picture"/>
                   <a:graphic>
                     <a:graphicData uri="http://schemas.openxmlformats.org/drawingml/2006/picture">
                       <pic:pic>
                         <pic:nvPicPr>
-                          <pic:cNvPr descr="variance-covariance_files/figure-docx/fig-cor-auto-1.png" id="101" name="Picture"/>
+                          <pic:cNvPr descr="variance-covariance_files/figure-docx/fig-cor-auto-1.png" id="109" name="Picture"/>
                           <pic:cNvPicPr>
                             <a:picLocks noChangeArrowheads="1" noChangeAspect="1"/>
                           </pic:cNvPicPr>
                         </pic:nvPicPr>
                         <pic:blipFill>
-                          <a:blip r:embed="rId99"/>
+                          <a:blip r:embed="rId107"/>
                           <a:stretch>
                             <a:fillRect/>
                           </a:stretch>
@@ -50204,7 +53193,7 @@
               <w:t xml:space="preserve">Figure 1: Miles per gallon against horsepower for the cars in the Auto data. Cars with more horsepower tend to have lower fuel economy.</w:t>
             </w:r>
           </w:p>
-          <w:bookmarkEnd w:id="102"/>
+          <w:bookmarkEnd w:id="110"/>
         </w:tc>
       </w:tr>
     </w:tbl>
@@ -50311,7 +53300,7 @@
           <w:rPr>
             <w:rStyle w:val="Hyperlink"/>
           </w:rPr>
-          <w:t xml:space="preserve">Theorem 12</w:t>
+          <w:t xml:space="preserve">Theorem 14</w:t>
         </w:r>
       </w:hyperlink>
       <w:r>
@@ -50351,7 +53340,7 @@
         <w:t xml:space="preserve">deviations by the same count, which cancels.</w:t>
       </w:r>
     </w:p>
-    <w:bookmarkEnd w:id="103"/>
+    <w:bookmarkEnd w:id="111"/>
     <w:p>
       <w:pPr>
         <w:pStyle w:val="BodyText"/>
@@ -50362,7 +53351,7 @@
       <w:r>
         <w:t xml:space="preserve"> </w:t>
       </w:r>
-      <w:hyperlink r:id="rId104">
+      <w:hyperlink r:id="rId112">
         <w:r>
           <w:rPr>
             <w:rStyle w:val="Hyperlink"/>
@@ -50379,7 +53368,7 @@
       <w:r>
         <w:t xml:space="preserve"> </w:t>
       </w:r>
-      <w:hyperlink r:id="rId105">
+      <w:hyperlink r:id="rId113">
         <w:r>
           <w:rPr>
             <w:rStyle w:val="Hyperlink"/>
@@ -50409,8 +53398,8 @@
         <w:t xml:space="preserve">.</w:t>
       </w:r>
     </w:p>
-    <w:bookmarkEnd w:id="106"/>
-    <w:bookmarkStart w:id="115" w:name="references"/>
+    <w:bookmarkEnd w:id="114"/>
+    <w:bookmarkStart w:id="123" w:name="references"/>
     <w:p>
       <w:pPr>
         <w:pStyle w:val="Heading2"/>
@@ -50419,8 +53408,8 @@
         <w:t xml:space="preserve">References</w:t>
       </w:r>
     </w:p>
-    <w:bookmarkStart w:id="114" w:name="refs"/>
-    <w:bookmarkStart w:id="108" w:name="ref-fiveminuteai_probstat"/>
+    <w:bookmarkStart w:id="122" w:name="refs"/>
+    <w:bookmarkStart w:id="116" w:name="ref-fiveminuteai_probstat"/>
     <w:p>
       <w:pPr>
         <w:pStyle w:val="Bibliography"/>
@@ -50444,7 +53433,7 @@
       <w:r>
         <w:t xml:space="preserve"> </w:t>
       </w:r>
-      <w:hyperlink r:id="rId107">
+      <w:hyperlink r:id="rId115">
         <w:r>
           <w:rPr>
             <w:rStyle w:val="Hyperlink"/>
@@ -50456,8 +53445,8 @@
         <w:t xml:space="preserve">.</w:t>
       </w:r>
     </w:p>
-    <w:bookmarkEnd w:id="108"/>
-    <w:bookmarkStart w:id="109" w:name="ref-billingsley1995probability"/>
+    <w:bookmarkEnd w:id="116"/>
+    <w:bookmarkStart w:id="117" w:name="ref-billingsley1995probability"/>
     <w:p>
       <w:pPr>
         <w:pStyle w:val="Bibliography"/>
@@ -50479,8 +53468,8 @@
         <w:t xml:space="preserve">. 3rd ed. Wiley Series in Probability and Mathematical Statistics. Wiley.</w:t>
       </w:r>
     </w:p>
-    <w:bookmarkEnd w:id="109"/>
-    <w:bookmarkStart w:id="111" w:name="ref-CaseBerg01"/>
+    <w:bookmarkEnd w:id="117"/>
+    <w:bookmarkStart w:id="119" w:name="ref-CaseBerg01"/>
     <w:p>
       <w:pPr>
         <w:pStyle w:val="Bibliography"/>
@@ -50504,7 +53493,7 @@
       <w:r>
         <w:t xml:space="preserve"> </w:t>
       </w:r>
-      <w:hyperlink r:id="rId110">
+      <w:hyperlink r:id="rId118">
         <w:r>
           <w:rPr>
             <w:rStyle w:val="Hyperlink"/>
@@ -50516,8 +53505,8 @@
         <w:t xml:space="preserve">.</w:t>
       </w:r>
     </w:p>
-    <w:bookmarkEnd w:id="111"/>
-    <w:bookmarkStart w:id="113" w:name="ref-james2021islr2e"/>
+    <w:bookmarkEnd w:id="119"/>
+    <w:bookmarkStart w:id="121" w:name="ref-james2021islr2e"/>
     <w:p>
       <w:pPr>
         <w:pStyle w:val="Bibliography"/>
@@ -50555,7 +53544,7 @@
       <w:r>
         <w:t xml:space="preserve"> </w:t>
       </w:r>
-      <w:hyperlink r:id="rId112">
+      <w:hyperlink r:id="rId120">
         <w:r>
           <w:rPr>
             <w:rStyle w:val="Hyperlink"/>
@@ -50567,9 +53556,9 @@
         <w:t xml:space="preserve">.</w:t>
       </w:r>
     </w:p>
-    <w:bookmarkEnd w:id="113"/>
-    <w:bookmarkEnd w:id="114"/>
-    <w:bookmarkEnd w:id="115"/>
+    <w:bookmarkEnd w:id="121"/>
+    <w:bookmarkEnd w:id="122"/>
+    <w:bookmarkEnd w:id="123"/>
     <w:sectPr>
       <w:footnotePr>
         <w:numRestart w:val="eachSect"/>
